--- a/Informe.docx
+++ b/Informe.docx
@@ -291,7 +291,15 @@
         <w:t xml:space="preserve"> A </w:t>
       </w:r>
       <w:r>
-        <w:t>diferencia del promedio, no se ve afectada por datos muy altos o bajos (outliers)</w:t>
+        <w:t>diferencia del promedio, no se ve afectada por datos muy altos o bajos (</w:t>
+      </w:r>
+      <w:proofErr w:type="spellStart"/>
+      <w:r>
+        <w:t>outliers</w:t>
+      </w:r>
+      <w:proofErr w:type="spellEnd"/>
+      <w:r>
+        <w:t>)</w:t>
       </w:r>
       <w:r>
         <w:t xml:space="preserve"> y da una idea clara de donde se enc</w:t>
@@ -574,6 +582,7 @@
           <w:bCs/>
         </w:rPr>
       </w:pPr>
+      <w:proofErr w:type="spellStart"/>
       <w:r>
         <w:rPr>
           <w:b/>
@@ -581,6 +590,7 @@
         </w:rPr>
         <w:t>Outlier</w:t>
       </w:r>
+      <w:proofErr w:type="spellEnd"/>
       <w:r>
         <w:rPr>
           <w:b/>
@@ -623,6 +633,66 @@
           <w:numId w:val="4"/>
         </w:numPr>
       </w:pPr>
+      <w:r>
+        <w:rPr>
+          <w:noProof/>
+        </w:rPr>
+        <w:drawing>
+          <wp:anchor distT="0" distB="0" distL="114300" distR="114300" simplePos="0" relativeHeight="251661312" behindDoc="0" locked="0" layoutInCell="1" allowOverlap="1" wp14:anchorId="71D14640" wp14:editId="0E995D2B">
+            <wp:simplePos x="0" y="0"/>
+            <wp:positionH relativeFrom="margin">
+              <wp:posOffset>2585085</wp:posOffset>
+            </wp:positionH>
+            <wp:positionV relativeFrom="margin">
+              <wp:posOffset>3366135</wp:posOffset>
+            </wp:positionV>
+            <wp:extent cx="1628775" cy="621665"/>
+            <wp:effectExtent l="0" t="0" r="9525" b="6985"/>
+            <wp:wrapNone/>
+            <wp:docPr id="166975086" name="Picture 1" descr="A black and white math equation&#10;&#10;AI-generated content may be incorrect."/>
+            <wp:cNvGraphicFramePr>
+              <a:graphicFrameLocks xmlns:a="http://schemas.openxmlformats.org/drawingml/2006/main" noChangeAspect="1"/>
+            </wp:cNvGraphicFramePr>
+            <a:graphic xmlns:a="http://schemas.openxmlformats.org/drawingml/2006/main">
+              <a:graphicData uri="http://schemas.openxmlformats.org/drawingml/2006/picture">
+                <pic:pic xmlns:pic="http://schemas.openxmlformats.org/drawingml/2006/picture">
+                  <pic:nvPicPr>
+                    <pic:cNvPr id="1861590486" name="Picture 1" descr="A black and white math equation&#10;&#10;AI-generated content may be incorrect."/>
+                    <pic:cNvPicPr/>
+                  </pic:nvPicPr>
+                  <pic:blipFill>
+                    <a:blip r:embed="rId12">
+                      <a:extLst>
+                        <a:ext uri="{28A0092B-C50C-407E-A947-70E740481C1C}">
+                          <a14:useLocalDpi xmlns:a14="http://schemas.microsoft.com/office/drawing/2010/main" val="0"/>
+                        </a:ext>
+                      </a:extLst>
+                    </a:blip>
+                    <a:stretch>
+                      <a:fillRect/>
+                    </a:stretch>
+                  </pic:blipFill>
+                  <pic:spPr>
+                    <a:xfrm>
+                      <a:off x="0" y="0"/>
+                      <a:ext cx="1628775" cy="621665"/>
+                    </a:xfrm>
+                    <a:prstGeom prst="rect">
+                      <a:avLst/>
+                    </a:prstGeom>
+                  </pic:spPr>
+                </pic:pic>
+              </a:graphicData>
+            </a:graphic>
+            <wp14:sizeRelH relativeFrom="margin">
+              <wp14:pctWidth>0</wp14:pctWidth>
+            </wp14:sizeRelH>
+            <wp14:sizeRelV relativeFrom="margin">
+              <wp14:pctHeight>0</wp14:pctHeight>
+            </wp14:sizeRelV>
+          </wp:anchor>
+        </w:drawing>
+      </w:r>
       <w:r>
         <w:rPr>
           <w:noProof/>
@@ -716,6 +786,8 @@
         <w:t xml:space="preserve"> Fórmula: </w:t>
       </w:r>
     </w:p>
+    <w:p/>
+    <w:p/>
     <w:p>
       <w:pPr>
         <w:pStyle w:val="ListParagraph"/>
@@ -903,6 +975,7 @@
         <w:pStyle w:val="Heading2"/>
       </w:pPr>
       <w:r>
+        <w:lastRenderedPageBreak/>
         <w:t>Desarrollo</w:t>
       </w:r>
       <w:r>
@@ -924,40 +997,23 @@
         <w:t>)</w:t>
       </w:r>
     </w:p>
-    <w:p>
+    <w:p/>
+    <w:p>
+      <w:pPr>
+        <w:pStyle w:val="Heading2"/>
+      </w:pPr>
       <w:commentRangeStart w:id="2"/>
       <w:r>
-        <w:t>Primero presentamos los datos</w:t>
-      </w:r>
-      <w:r>
-        <w:t xml:space="preserve"> por ejemplo el summary</w:t>
+        <w:t>Conclusiones</w:t>
       </w:r>
       <w:commentRangeEnd w:id="2"/>
-      <w:r>
-        <w:rPr>
-          <w:rStyle w:val="CommentReference"/>
-        </w:rPr>
-        <w:commentReference w:id="2"/>
-      </w:r>
-    </w:p>
-    <w:p/>
-    <w:p>
-      <w:pPr>
-        <w:pStyle w:val="Heading2"/>
-      </w:pPr>
-      <w:commentRangeStart w:id="3"/>
-      <w:r>
-        <w:lastRenderedPageBreak/>
-        <w:t>Conclusiones</w:t>
-      </w:r>
-      <w:commentRangeEnd w:id="3"/>
       <w:r>
         <w:rPr>
           <w:rStyle w:val="CommentReference"/>
           <w:rFonts w:asciiTheme="minorHAnsi" w:eastAsiaTheme="minorHAnsi" w:hAnsiTheme="minorHAnsi" w:cstheme="minorBidi"/>
           <w:color w:val="auto"/>
         </w:rPr>
-        <w:commentReference w:id="3"/>
+        <w:commentReference w:id="2"/>
       </w:r>
     </w:p>
     <w:p>
@@ -1181,7 +1237,6 @@
         <w:pStyle w:val="Heading2"/>
       </w:pPr>
       <w:r>
-        <w:lastRenderedPageBreak/>
         <w:t>Anexos</w:t>
       </w:r>
     </w:p>
@@ -1189,8 +1244,13 @@
       <w:pPr>
         <w:pStyle w:val="Heading3"/>
       </w:pPr>
-      <w:r>
-        <w:t xml:space="preserve">Summary </w:t>
+      <w:proofErr w:type="spellStart"/>
+      <w:r>
+        <w:t>Summary</w:t>
+      </w:r>
+      <w:proofErr w:type="spellEnd"/>
+      <w:r>
+        <w:t xml:space="preserve"> </w:t>
       </w:r>
     </w:p>
     <w:p>
@@ -1216,7 +1276,49 @@
         <w:rPr>
           <w:lang w:val="en-US"/>
         </w:rPr>
-        <w:t xml:space="preserve"> Min.   :1970   Min.   : 31.40   Min.   : 31.70             Min.   : 31.70              </w:t>
+        <w:t xml:space="preserve"> Min.   :1970   Min. </w:t>
+      </w:r>
+      <w:proofErr w:type="gramStart"/>
+      <w:r>
+        <w:rPr>
+          <w:lang w:val="en-US"/>
+        </w:rPr>
+        <w:t xml:space="preserve">  :</w:t>
+      </w:r>
+      <w:proofErr w:type="gramEnd"/>
+      <w:r>
+        <w:rPr>
+          <w:lang w:val="en-US"/>
+        </w:rPr>
+        <w:t xml:space="preserve"> 31.40   Min. </w:t>
+      </w:r>
+      <w:proofErr w:type="gramStart"/>
+      <w:r>
+        <w:rPr>
+          <w:lang w:val="en-US"/>
+        </w:rPr>
+        <w:t xml:space="preserve">  :</w:t>
+      </w:r>
+      <w:proofErr w:type="gramEnd"/>
+      <w:r>
+        <w:rPr>
+          <w:lang w:val="en-US"/>
+        </w:rPr>
+        <w:t xml:space="preserve"> 31.70             Min. </w:t>
+      </w:r>
+      <w:proofErr w:type="gramStart"/>
+      <w:r>
+        <w:rPr>
+          <w:lang w:val="en-US"/>
+        </w:rPr>
+        <w:t xml:space="preserve">  :</w:t>
+      </w:r>
+      <w:proofErr w:type="gramEnd"/>
+      <w:r>
+        <w:rPr>
+          <w:lang w:val="en-US"/>
+        </w:rPr>
+        <w:t xml:space="preserve"> 31.70              </w:t>
       </w:r>
     </w:p>
     <w:p>
@@ -1242,20 +1344,104 @@
         <w:rPr>
           <w:lang w:val="en-US"/>
         </w:rPr>
-        <w:t xml:space="preserve"> Median :1996   Median : 95.20   Median : 95.80             Median : 93.90              </w:t>
-      </w:r>
-    </w:p>
-    <w:p>
-      <w:pPr>
-        <w:rPr>
-          <w:lang w:val="en-US"/>
-        </w:rPr>
-      </w:pPr>
-      <w:r>
-        <w:rPr>
-          <w:lang w:val="en-US"/>
-        </w:rPr>
-        <w:t xml:space="preserve"> Mean   :1996   Mean   : 85.12   Mean   : 85.59             Mean   : 84.88              </w:t>
+        <w:t xml:space="preserve"> Median :1996   </w:t>
+      </w:r>
+      <w:proofErr w:type="gramStart"/>
+      <w:r>
+        <w:rPr>
+          <w:lang w:val="en-US"/>
+        </w:rPr>
+        <w:t>Median :</w:t>
+      </w:r>
+      <w:proofErr w:type="gramEnd"/>
+      <w:r>
+        <w:rPr>
+          <w:lang w:val="en-US"/>
+        </w:rPr>
+        <w:t xml:space="preserve"> 95.20   </w:t>
+      </w:r>
+      <w:proofErr w:type="gramStart"/>
+      <w:r>
+        <w:rPr>
+          <w:lang w:val="en-US"/>
+        </w:rPr>
+        <w:t>Median :</w:t>
+      </w:r>
+      <w:proofErr w:type="gramEnd"/>
+      <w:r>
+        <w:rPr>
+          <w:lang w:val="en-US"/>
+        </w:rPr>
+        <w:t xml:space="preserve"> 95.80             </w:t>
+      </w:r>
+      <w:proofErr w:type="gramStart"/>
+      <w:r>
+        <w:rPr>
+          <w:lang w:val="en-US"/>
+        </w:rPr>
+        <w:t>Median :</w:t>
+      </w:r>
+      <w:proofErr w:type="gramEnd"/>
+      <w:r>
+        <w:rPr>
+          <w:lang w:val="en-US"/>
+        </w:rPr>
+        <w:t xml:space="preserve"> 93.90              </w:t>
+      </w:r>
+    </w:p>
+    <w:p>
+      <w:pPr>
+        <w:rPr>
+          <w:lang w:val="en-US"/>
+        </w:rPr>
+      </w:pPr>
+      <w:r>
+        <w:rPr>
+          <w:lang w:val="en-US"/>
+        </w:rPr>
+        <w:t xml:space="preserve"> Mean   :1996   Mean </w:t>
+      </w:r>
+      <w:proofErr w:type="gramStart"/>
+      <w:r>
+        <w:rPr>
+          <w:lang w:val="en-US"/>
+        </w:rPr>
+        <w:t xml:space="preserve">  :</w:t>
+      </w:r>
+      <w:proofErr w:type="gramEnd"/>
+      <w:r>
+        <w:rPr>
+          <w:lang w:val="en-US"/>
+        </w:rPr>
+        <w:t xml:space="preserve"> 85.12   Mean </w:t>
+      </w:r>
+      <w:proofErr w:type="gramStart"/>
+      <w:r>
+        <w:rPr>
+          <w:lang w:val="en-US"/>
+        </w:rPr>
+        <w:t xml:space="preserve">  :</w:t>
+      </w:r>
+      <w:proofErr w:type="gramEnd"/>
+      <w:r>
+        <w:rPr>
+          <w:lang w:val="en-US"/>
+        </w:rPr>
+        <w:t xml:space="preserve"> 85.59             Mean </w:t>
+      </w:r>
+      <w:proofErr w:type="gramStart"/>
+      <w:r>
+        <w:rPr>
+          <w:lang w:val="en-US"/>
+        </w:rPr>
+        <w:t xml:space="preserve">  :</w:t>
+      </w:r>
+      <w:proofErr w:type="gramEnd"/>
+      <w:r>
+        <w:rPr>
+          <w:lang w:val="en-US"/>
+        </w:rPr>
+        <w:t xml:space="preserve"> 84.88              </w:t>
       </w:r>
     </w:p>
     <w:p>
@@ -1320,7 +1506,35 @@
         <w:rPr>
           <w:lang w:val="en-US"/>
         </w:rPr>
-        <w:t xml:space="preserve"> Min.   : 32.10                            Min.   : 31.50                       </w:t>
+        <w:t xml:space="preserve"> Min. </w:t>
+      </w:r>
+      <w:proofErr w:type="gramStart"/>
+      <w:r>
+        <w:rPr>
+          <w:lang w:val="en-US"/>
+        </w:rPr>
+        <w:t xml:space="preserve">  :</w:t>
+      </w:r>
+      <w:proofErr w:type="gramEnd"/>
+      <w:r>
+        <w:rPr>
+          <w:lang w:val="en-US"/>
+        </w:rPr>
+        <w:t xml:space="preserve"> 32.10                            Min. </w:t>
+      </w:r>
+      <w:proofErr w:type="gramStart"/>
+      <w:r>
+        <w:rPr>
+          <w:lang w:val="en-US"/>
+        </w:rPr>
+        <w:t xml:space="preserve">  :</w:t>
+      </w:r>
+      <w:proofErr w:type="gramEnd"/>
+      <w:r>
+        <w:rPr>
+          <w:lang w:val="en-US"/>
+        </w:rPr>
+        <w:t xml:space="preserve"> 31.50                       </w:t>
       </w:r>
     </w:p>
     <w:p>
@@ -1346,20 +1560,76 @@
         <w:rPr>
           <w:lang w:val="en-US"/>
         </w:rPr>
-        <w:t xml:space="preserve"> Median : 94.90                            Median : 96.10                       </w:t>
-      </w:r>
-    </w:p>
-    <w:p>
-      <w:pPr>
-        <w:rPr>
-          <w:lang w:val="en-US"/>
-        </w:rPr>
-      </w:pPr>
-      <w:r>
-        <w:rPr>
-          <w:lang w:val="en-US"/>
-        </w:rPr>
-        <w:t xml:space="preserve"> Mean   : 85.52                            Mean   : 85.93                       </w:t>
+        <w:t xml:space="preserve"> </w:t>
+      </w:r>
+      <w:proofErr w:type="gramStart"/>
+      <w:r>
+        <w:rPr>
+          <w:lang w:val="en-US"/>
+        </w:rPr>
+        <w:t>Median :</w:t>
+      </w:r>
+      <w:proofErr w:type="gramEnd"/>
+      <w:r>
+        <w:rPr>
+          <w:lang w:val="en-US"/>
+        </w:rPr>
+        <w:t xml:space="preserve"> 94.90                            </w:t>
+      </w:r>
+      <w:proofErr w:type="gramStart"/>
+      <w:r>
+        <w:rPr>
+          <w:lang w:val="en-US"/>
+        </w:rPr>
+        <w:t>Median :</w:t>
+      </w:r>
+      <w:proofErr w:type="gramEnd"/>
+      <w:r>
+        <w:rPr>
+          <w:lang w:val="en-US"/>
+        </w:rPr>
+        <w:t xml:space="preserve"> 96.10                       </w:t>
+      </w:r>
+    </w:p>
+    <w:p>
+      <w:pPr>
+        <w:rPr>
+          <w:lang w:val="en-US"/>
+        </w:rPr>
+      </w:pPr>
+      <w:r>
+        <w:rPr>
+          <w:lang w:val="en-US"/>
+        </w:rPr>
+        <w:t xml:space="preserve"> Mean </w:t>
+      </w:r>
+      <w:proofErr w:type="gramStart"/>
+      <w:r>
+        <w:rPr>
+          <w:lang w:val="en-US"/>
+        </w:rPr>
+        <w:t xml:space="preserve">  :</w:t>
+      </w:r>
+      <w:proofErr w:type="gramEnd"/>
+      <w:r>
+        <w:rPr>
+          <w:lang w:val="en-US"/>
+        </w:rPr>
+        <w:t xml:space="preserve"> 85.52                            Mean </w:t>
+      </w:r>
+      <w:proofErr w:type="gramStart"/>
+      <w:r>
+        <w:rPr>
+          <w:lang w:val="en-US"/>
+        </w:rPr>
+        <w:t xml:space="preserve">  :</w:t>
+      </w:r>
+      <w:proofErr w:type="gramEnd"/>
+      <w:r>
+        <w:rPr>
+          <w:lang w:val="en-US"/>
+        </w:rPr>
+        <w:t xml:space="preserve"> 85.93                       </w:t>
       </w:r>
     </w:p>
     <w:p>
@@ -1411,20 +1681,62 @@
         <w:rPr>
           <w:lang w:val="en-US"/>
         </w:rPr>
-        <w:t xml:space="preserve"> All items, less food (less alcoholic beverages) and energy      Food       </w:t>
-      </w:r>
-    </w:p>
-    <w:p>
-      <w:pPr>
-        <w:rPr>
-          <w:lang w:val="en-US"/>
-        </w:rPr>
-      </w:pPr>
-      <w:r>
-        <w:rPr>
-          <w:lang w:val="en-US"/>
-        </w:rPr>
-        <w:t xml:space="preserve"> Min.   : 32.10                                             Min.   : 29.10  </w:t>
+        <w:t xml:space="preserve"> All items, less food (</w:t>
+      </w:r>
+      <w:proofErr w:type="gramStart"/>
+      <w:r>
+        <w:rPr>
+          <w:lang w:val="en-US"/>
+        </w:rPr>
+        <w:t>less</w:t>
+      </w:r>
+      <w:proofErr w:type="gramEnd"/>
+      <w:r>
+        <w:rPr>
+          <w:lang w:val="en-US"/>
+        </w:rPr>
+        <w:t xml:space="preserve"> alcoholic beverages) and energy      Food       </w:t>
+      </w:r>
+    </w:p>
+    <w:p>
+      <w:pPr>
+        <w:rPr>
+          <w:lang w:val="en-US"/>
+        </w:rPr>
+      </w:pPr>
+      <w:r>
+        <w:rPr>
+          <w:lang w:val="en-US"/>
+        </w:rPr>
+        <w:t xml:space="preserve"> Min. </w:t>
+      </w:r>
+      <w:proofErr w:type="gramStart"/>
+      <w:r>
+        <w:rPr>
+          <w:lang w:val="en-US"/>
+        </w:rPr>
+        <w:t xml:space="preserve">  :</w:t>
+      </w:r>
+      <w:proofErr w:type="gramEnd"/>
+      <w:r>
+        <w:rPr>
+          <w:lang w:val="en-US"/>
+        </w:rPr>
+        <w:t xml:space="preserve"> 32.10                                             Min. </w:t>
+      </w:r>
+      <w:proofErr w:type="gramStart"/>
+      <w:r>
+        <w:rPr>
+          <w:lang w:val="en-US"/>
+        </w:rPr>
+        <w:t xml:space="preserve">  :</w:t>
+      </w:r>
+      <w:proofErr w:type="gramEnd"/>
+      <w:r>
+        <w:rPr>
+          <w:lang w:val="en-US"/>
+        </w:rPr>
+        <w:t xml:space="preserve"> 29.10  </w:t>
       </w:r>
     </w:p>
     <w:p>
@@ -1450,20 +1762,76 @@
         <w:rPr>
           <w:lang w:val="en-US"/>
         </w:rPr>
-        <w:t xml:space="preserve"> Median : 98.80                                             Median : 86.30  </w:t>
-      </w:r>
-    </w:p>
-    <w:p>
-      <w:pPr>
-        <w:rPr>
-          <w:lang w:val="en-US"/>
-        </w:rPr>
-      </w:pPr>
-      <w:r>
-        <w:rPr>
-          <w:lang w:val="en-US"/>
-        </w:rPr>
-        <w:t xml:space="preserve"> Mean   : 87.68                                             Mean   : 79.33  </w:t>
+        <w:t xml:space="preserve"> </w:t>
+      </w:r>
+      <w:proofErr w:type="gramStart"/>
+      <w:r>
+        <w:rPr>
+          <w:lang w:val="en-US"/>
+        </w:rPr>
+        <w:t>Median :</w:t>
+      </w:r>
+      <w:proofErr w:type="gramEnd"/>
+      <w:r>
+        <w:rPr>
+          <w:lang w:val="en-US"/>
+        </w:rPr>
+        <w:t xml:space="preserve"> 98.80                                             </w:t>
+      </w:r>
+      <w:proofErr w:type="gramStart"/>
+      <w:r>
+        <w:rPr>
+          <w:lang w:val="en-US"/>
+        </w:rPr>
+        <w:t>Median :</w:t>
+      </w:r>
+      <w:proofErr w:type="gramEnd"/>
+      <w:r>
+        <w:rPr>
+          <w:lang w:val="en-US"/>
+        </w:rPr>
+        <w:t xml:space="preserve"> 86.30  </w:t>
+      </w:r>
+    </w:p>
+    <w:p>
+      <w:pPr>
+        <w:rPr>
+          <w:lang w:val="en-US"/>
+        </w:rPr>
+      </w:pPr>
+      <w:r>
+        <w:rPr>
+          <w:lang w:val="en-US"/>
+        </w:rPr>
+        <w:t xml:space="preserve"> Mean </w:t>
+      </w:r>
+      <w:proofErr w:type="gramStart"/>
+      <w:r>
+        <w:rPr>
+          <w:lang w:val="en-US"/>
+        </w:rPr>
+        <w:t xml:space="preserve">  :</w:t>
+      </w:r>
+      <w:proofErr w:type="gramEnd"/>
+      <w:r>
+        <w:rPr>
+          <w:lang w:val="en-US"/>
+        </w:rPr>
+        <w:t xml:space="preserve"> 87.68                                             Mean </w:t>
+      </w:r>
+      <w:proofErr w:type="gramStart"/>
+      <w:r>
+        <w:rPr>
+          <w:lang w:val="en-US"/>
+        </w:rPr>
+        <w:t xml:space="preserve">  :</w:t>
+      </w:r>
+      <w:proofErr w:type="gramEnd"/>
+      <w:r>
+        <w:rPr>
+          <w:lang w:val="en-US"/>
+        </w:rPr>
+        <w:t xml:space="preserve"> 79.33  </w:t>
       </w:r>
     </w:p>
     <w:p>
@@ -1515,20 +1883,90 @@
         <w:rPr>
           <w:lang w:val="en-US"/>
         </w:rPr>
-        <w:t xml:space="preserve">   Fresh food     Food, less fresh food    Cereals       Fish &amp; seafood  </w:t>
-      </w:r>
-    </w:p>
-    <w:p>
-      <w:pPr>
-        <w:rPr>
-          <w:lang w:val="en-US"/>
-        </w:rPr>
-      </w:pPr>
-      <w:r>
-        <w:rPr>
-          <w:lang w:val="en-US"/>
-        </w:rPr>
-        <w:t xml:space="preserve"> Min.   : 25.10   Min.   : 30.20        Min.   : 33.80   Min.   : 21.20  </w:t>
+        <w:t xml:space="preserve">   Fresh food     </w:t>
+      </w:r>
+      <w:proofErr w:type="spellStart"/>
+      <w:r>
+        <w:rPr>
+          <w:lang w:val="en-US"/>
+        </w:rPr>
+        <w:t>Food</w:t>
+      </w:r>
+      <w:proofErr w:type="spellEnd"/>
+      <w:r>
+        <w:rPr>
+          <w:lang w:val="en-US"/>
+        </w:rPr>
+        <w:t xml:space="preserve">, less fresh food    Cereals       Fish &amp; seafood  </w:t>
+      </w:r>
+    </w:p>
+    <w:p>
+      <w:pPr>
+        <w:rPr>
+          <w:lang w:val="en-US"/>
+        </w:rPr>
+      </w:pPr>
+      <w:r>
+        <w:rPr>
+          <w:lang w:val="en-US"/>
+        </w:rPr>
+        <w:t xml:space="preserve"> Min. </w:t>
+      </w:r>
+      <w:proofErr w:type="gramStart"/>
+      <w:r>
+        <w:rPr>
+          <w:lang w:val="en-US"/>
+        </w:rPr>
+        <w:t xml:space="preserve">  :</w:t>
+      </w:r>
+      <w:proofErr w:type="gramEnd"/>
+      <w:r>
+        <w:rPr>
+          <w:lang w:val="en-US"/>
+        </w:rPr>
+        <w:t xml:space="preserve"> 25.10   Min. </w:t>
+      </w:r>
+      <w:proofErr w:type="gramStart"/>
+      <w:r>
+        <w:rPr>
+          <w:lang w:val="en-US"/>
+        </w:rPr>
+        <w:t xml:space="preserve">  :</w:t>
+      </w:r>
+      <w:proofErr w:type="gramEnd"/>
+      <w:r>
+        <w:rPr>
+          <w:lang w:val="en-US"/>
+        </w:rPr>
+        <w:t xml:space="preserve"> 30.20        Min. </w:t>
+      </w:r>
+      <w:proofErr w:type="gramStart"/>
+      <w:r>
+        <w:rPr>
+          <w:lang w:val="en-US"/>
+        </w:rPr>
+        <w:t xml:space="preserve">  :</w:t>
+      </w:r>
+      <w:proofErr w:type="gramEnd"/>
+      <w:r>
+        <w:rPr>
+          <w:lang w:val="en-US"/>
+        </w:rPr>
+        <w:t xml:space="preserve"> 33.80   Min. </w:t>
+      </w:r>
+      <w:proofErr w:type="gramStart"/>
+      <w:r>
+        <w:rPr>
+          <w:lang w:val="en-US"/>
+        </w:rPr>
+        <w:t xml:space="preserve">  :</w:t>
+      </w:r>
+      <w:proofErr w:type="gramEnd"/>
+      <w:r>
+        <w:rPr>
+          <w:lang w:val="en-US"/>
+        </w:rPr>
+        <w:t xml:space="preserve"> 21.20  </w:t>
       </w:r>
     </w:p>
     <w:p>
@@ -1554,20 +1992,132 @@
         <w:rPr>
           <w:lang w:val="en-US"/>
         </w:rPr>
-        <w:t xml:space="preserve"> Median : 78.90   Median : 88.00        Median : 95.00   Median : 76.70  </w:t>
-      </w:r>
-    </w:p>
-    <w:p>
-      <w:pPr>
-        <w:rPr>
-          <w:lang w:val="en-US"/>
-        </w:rPr>
-      </w:pPr>
-      <w:r>
-        <w:rPr>
-          <w:lang w:val="en-US"/>
-        </w:rPr>
-        <w:t xml:space="preserve"> Mean   : 73.42   Mean   : 80.57        Mean   : 88.49   Mean   : 72.82  </w:t>
+        <w:t xml:space="preserve"> </w:t>
+      </w:r>
+      <w:proofErr w:type="gramStart"/>
+      <w:r>
+        <w:rPr>
+          <w:lang w:val="en-US"/>
+        </w:rPr>
+        <w:t>Median :</w:t>
+      </w:r>
+      <w:proofErr w:type="gramEnd"/>
+      <w:r>
+        <w:rPr>
+          <w:lang w:val="en-US"/>
+        </w:rPr>
+        <w:t xml:space="preserve"> 78.90   </w:t>
+      </w:r>
+      <w:proofErr w:type="gramStart"/>
+      <w:r>
+        <w:rPr>
+          <w:lang w:val="en-US"/>
+        </w:rPr>
+        <w:t>Median :</w:t>
+      </w:r>
+      <w:proofErr w:type="gramEnd"/>
+      <w:r>
+        <w:rPr>
+          <w:lang w:val="en-US"/>
+        </w:rPr>
+        <w:t xml:space="preserve"> 88.00        </w:t>
+      </w:r>
+      <w:proofErr w:type="gramStart"/>
+      <w:r>
+        <w:rPr>
+          <w:lang w:val="en-US"/>
+        </w:rPr>
+        <w:t>Median :</w:t>
+      </w:r>
+      <w:proofErr w:type="gramEnd"/>
+      <w:r>
+        <w:rPr>
+          <w:lang w:val="en-US"/>
+        </w:rPr>
+        <w:t xml:space="preserve"> 95.00   </w:t>
+      </w:r>
+      <w:proofErr w:type="gramStart"/>
+      <w:r>
+        <w:rPr>
+          <w:lang w:val="en-US"/>
+        </w:rPr>
+        <w:t>Median :</w:t>
+      </w:r>
+      <w:proofErr w:type="gramEnd"/>
+      <w:r>
+        <w:rPr>
+          <w:lang w:val="en-US"/>
+        </w:rPr>
+        <w:t xml:space="preserve"> 76.70  </w:t>
+      </w:r>
+    </w:p>
+    <w:p>
+      <w:pPr>
+        <w:rPr>
+          <w:lang w:val="en-US"/>
+        </w:rPr>
+      </w:pPr>
+      <w:r>
+        <w:rPr>
+          <w:lang w:val="en-US"/>
+        </w:rPr>
+        <w:t xml:space="preserve"> Mean </w:t>
+      </w:r>
+      <w:proofErr w:type="gramStart"/>
+      <w:r>
+        <w:rPr>
+          <w:lang w:val="en-US"/>
+        </w:rPr>
+        <w:t xml:space="preserve">  :</w:t>
+      </w:r>
+      <w:proofErr w:type="gramEnd"/>
+      <w:r>
+        <w:rPr>
+          <w:lang w:val="en-US"/>
+        </w:rPr>
+        <w:t xml:space="preserve"> 73.42   Mean </w:t>
+      </w:r>
+      <w:proofErr w:type="gramStart"/>
+      <w:r>
+        <w:rPr>
+          <w:lang w:val="en-US"/>
+        </w:rPr>
+        <w:t xml:space="preserve">  :</w:t>
+      </w:r>
+      <w:proofErr w:type="gramEnd"/>
+      <w:r>
+        <w:rPr>
+          <w:lang w:val="en-US"/>
+        </w:rPr>
+        <w:t xml:space="preserve"> 80.57        Mean </w:t>
+      </w:r>
+      <w:proofErr w:type="gramStart"/>
+      <w:r>
+        <w:rPr>
+          <w:lang w:val="en-US"/>
+        </w:rPr>
+        <w:t xml:space="preserve">  :</w:t>
+      </w:r>
+      <w:proofErr w:type="gramEnd"/>
+      <w:r>
+        <w:rPr>
+          <w:lang w:val="en-US"/>
+        </w:rPr>
+        <w:t xml:space="preserve"> 88.49   Mean </w:t>
+      </w:r>
+      <w:proofErr w:type="gramStart"/>
+      <w:r>
+        <w:rPr>
+          <w:lang w:val="en-US"/>
+        </w:rPr>
+        <w:t xml:space="preserve">  :</w:t>
+      </w:r>
+      <w:proofErr w:type="gramEnd"/>
+      <w:r>
+        <w:rPr>
+          <w:lang w:val="en-US"/>
+        </w:rPr>
+        <w:t xml:space="preserve"> 72.82  </w:t>
       </w:r>
     </w:p>
     <w:p>
@@ -1619,20 +2169,76 @@
         <w:rPr>
           <w:lang w:val="en-US"/>
         </w:rPr>
-        <w:t xml:space="preserve"> Fresh fish &amp; seafood (reentry)     Meats        Dairy products &amp; eggs</w:t>
-      </w:r>
-    </w:p>
-    <w:p>
-      <w:pPr>
-        <w:rPr>
-          <w:lang w:val="en-US"/>
-        </w:rPr>
-      </w:pPr>
-      <w:r>
-        <w:rPr>
-          <w:lang w:val="en-US"/>
-        </w:rPr>
-        <w:t xml:space="preserve"> Min.   : 23.00                 Min.   : 34.50   Min.   : 45.70       </w:t>
+        <w:t xml:space="preserve"> Fresh fish &amp; seafood (</w:t>
+      </w:r>
+      <w:proofErr w:type="gramStart"/>
+      <w:r>
+        <w:rPr>
+          <w:lang w:val="en-US"/>
+        </w:rPr>
+        <w:t xml:space="preserve">reentry)   </w:t>
+      </w:r>
+      <w:proofErr w:type="gramEnd"/>
+      <w:r>
+        <w:rPr>
+          <w:lang w:val="en-US"/>
+        </w:rPr>
+        <w:t xml:space="preserve">  Meats        Dairy products &amp; eggs</w:t>
+      </w:r>
+    </w:p>
+    <w:p>
+      <w:pPr>
+        <w:rPr>
+          <w:lang w:val="en-US"/>
+        </w:rPr>
+      </w:pPr>
+      <w:r>
+        <w:rPr>
+          <w:lang w:val="en-US"/>
+        </w:rPr>
+        <w:t xml:space="preserve"> Min. </w:t>
+      </w:r>
+      <w:proofErr w:type="gramStart"/>
+      <w:r>
+        <w:rPr>
+          <w:lang w:val="en-US"/>
+        </w:rPr>
+        <w:t xml:space="preserve">  :</w:t>
+      </w:r>
+      <w:proofErr w:type="gramEnd"/>
+      <w:r>
+        <w:rPr>
+          <w:lang w:val="en-US"/>
+        </w:rPr>
+        <w:t xml:space="preserve"> 23.00                 Min. </w:t>
+      </w:r>
+      <w:proofErr w:type="gramStart"/>
+      <w:r>
+        <w:rPr>
+          <w:lang w:val="en-US"/>
+        </w:rPr>
+        <w:t xml:space="preserve">  :</w:t>
+      </w:r>
+      <w:proofErr w:type="gramEnd"/>
+      <w:r>
+        <w:rPr>
+          <w:lang w:val="en-US"/>
+        </w:rPr>
+        <w:t xml:space="preserve"> 34.50   Min. </w:t>
+      </w:r>
+      <w:proofErr w:type="gramStart"/>
+      <w:r>
+        <w:rPr>
+          <w:lang w:val="en-US"/>
+        </w:rPr>
+        <w:t xml:space="preserve">  :</w:t>
+      </w:r>
+      <w:proofErr w:type="gramEnd"/>
+      <w:r>
+        <w:rPr>
+          <w:lang w:val="en-US"/>
+        </w:rPr>
+        <w:t xml:space="preserve"> 45.70       </w:t>
       </w:r>
     </w:p>
     <w:p>
@@ -1658,20 +2264,104 @@
         <w:rPr>
           <w:lang w:val="en-US"/>
         </w:rPr>
-        <w:t xml:space="preserve"> Median : 78.20                 Median : 75.80   Median : 87.60       </w:t>
-      </w:r>
-    </w:p>
-    <w:p>
-      <w:pPr>
-        <w:rPr>
-          <w:lang w:val="en-US"/>
-        </w:rPr>
-      </w:pPr>
-      <w:r>
-        <w:rPr>
-          <w:lang w:val="en-US"/>
-        </w:rPr>
-        <w:t xml:space="preserve"> Mean   : 75.75                 Mean   : 76.48   Mean   : 86.01       </w:t>
+        <w:t xml:space="preserve"> </w:t>
+      </w:r>
+      <w:proofErr w:type="gramStart"/>
+      <w:r>
+        <w:rPr>
+          <w:lang w:val="en-US"/>
+        </w:rPr>
+        <w:t>Median :</w:t>
+      </w:r>
+      <w:proofErr w:type="gramEnd"/>
+      <w:r>
+        <w:rPr>
+          <w:lang w:val="en-US"/>
+        </w:rPr>
+        <w:t xml:space="preserve"> 78.20                 </w:t>
+      </w:r>
+      <w:proofErr w:type="gramStart"/>
+      <w:r>
+        <w:rPr>
+          <w:lang w:val="en-US"/>
+        </w:rPr>
+        <w:t>Median :</w:t>
+      </w:r>
+      <w:proofErr w:type="gramEnd"/>
+      <w:r>
+        <w:rPr>
+          <w:lang w:val="en-US"/>
+        </w:rPr>
+        <w:t xml:space="preserve"> 75.80   </w:t>
+      </w:r>
+      <w:proofErr w:type="gramStart"/>
+      <w:r>
+        <w:rPr>
+          <w:lang w:val="en-US"/>
+        </w:rPr>
+        <w:t>Median :</w:t>
+      </w:r>
+      <w:proofErr w:type="gramEnd"/>
+      <w:r>
+        <w:rPr>
+          <w:lang w:val="en-US"/>
+        </w:rPr>
+        <w:t xml:space="preserve"> 87.60       </w:t>
+      </w:r>
+    </w:p>
+    <w:p>
+      <w:pPr>
+        <w:rPr>
+          <w:lang w:val="en-US"/>
+        </w:rPr>
+      </w:pPr>
+      <w:r>
+        <w:rPr>
+          <w:lang w:val="en-US"/>
+        </w:rPr>
+        <w:t xml:space="preserve"> Mean </w:t>
+      </w:r>
+      <w:proofErr w:type="gramStart"/>
+      <w:r>
+        <w:rPr>
+          <w:lang w:val="en-US"/>
+        </w:rPr>
+        <w:t xml:space="preserve">  :</w:t>
+      </w:r>
+      <w:proofErr w:type="gramEnd"/>
+      <w:r>
+        <w:rPr>
+          <w:lang w:val="en-US"/>
+        </w:rPr>
+        <w:t xml:space="preserve"> 75.75                 Mean </w:t>
+      </w:r>
+      <w:proofErr w:type="gramStart"/>
+      <w:r>
+        <w:rPr>
+          <w:lang w:val="en-US"/>
+        </w:rPr>
+        <w:t xml:space="preserve">  :</w:t>
+      </w:r>
+      <w:proofErr w:type="gramEnd"/>
+      <w:r>
+        <w:rPr>
+          <w:lang w:val="en-US"/>
+        </w:rPr>
+        <w:t xml:space="preserve"> 76.48   Mean </w:t>
+      </w:r>
+      <w:proofErr w:type="gramStart"/>
+      <w:r>
+        <w:rPr>
+          <w:lang w:val="en-US"/>
+        </w:rPr>
+        <w:t xml:space="preserve">  :</w:t>
+      </w:r>
+      <w:proofErr w:type="gramEnd"/>
+      <w:r>
+        <w:rPr>
+          <w:lang w:val="en-US"/>
+        </w:rPr>
+        <w:t xml:space="preserve"> 86.01       </w:t>
       </w:r>
     </w:p>
     <w:p>
@@ -1723,20 +2413,90 @@
         <w:rPr>
           <w:lang w:val="en-US"/>
         </w:rPr>
-        <w:t xml:space="preserve"> Vegetables &amp; seaweeds Fresh vegetables (reentry)     Fruits       Fresh fruits (reentry)</w:t>
-      </w:r>
-    </w:p>
-    <w:p>
-      <w:pPr>
-        <w:rPr>
-          <w:lang w:val="en-US"/>
-        </w:rPr>
-      </w:pPr>
-      <w:r>
-        <w:rPr>
-          <w:lang w:val="en-US"/>
-        </w:rPr>
-        <w:t xml:space="preserve"> Min.   : 23.60        Min.   : 23.10             Min.   : 26.20   Min.   : 25.40        </w:t>
+        <w:t xml:space="preserve"> Vegetables &amp; seaweeds Fresh vegetables (</w:t>
+      </w:r>
+      <w:proofErr w:type="gramStart"/>
+      <w:r>
+        <w:rPr>
+          <w:lang w:val="en-US"/>
+        </w:rPr>
+        <w:t xml:space="preserve">reentry)   </w:t>
+      </w:r>
+      <w:proofErr w:type="gramEnd"/>
+      <w:r>
+        <w:rPr>
+          <w:lang w:val="en-US"/>
+        </w:rPr>
+        <w:t xml:space="preserve">  Fruits       Fresh fruits (reentry)</w:t>
+      </w:r>
+    </w:p>
+    <w:p>
+      <w:pPr>
+        <w:rPr>
+          <w:lang w:val="en-US"/>
+        </w:rPr>
+      </w:pPr>
+      <w:r>
+        <w:rPr>
+          <w:lang w:val="en-US"/>
+        </w:rPr>
+        <w:t xml:space="preserve"> Min. </w:t>
+      </w:r>
+      <w:proofErr w:type="gramStart"/>
+      <w:r>
+        <w:rPr>
+          <w:lang w:val="en-US"/>
+        </w:rPr>
+        <w:t xml:space="preserve">  :</w:t>
+      </w:r>
+      <w:proofErr w:type="gramEnd"/>
+      <w:r>
+        <w:rPr>
+          <w:lang w:val="en-US"/>
+        </w:rPr>
+        <w:t xml:space="preserve"> 23.60        Min. </w:t>
+      </w:r>
+      <w:proofErr w:type="gramStart"/>
+      <w:r>
+        <w:rPr>
+          <w:lang w:val="en-US"/>
+        </w:rPr>
+        <w:t xml:space="preserve">  :</w:t>
+      </w:r>
+      <w:proofErr w:type="gramEnd"/>
+      <w:r>
+        <w:rPr>
+          <w:lang w:val="en-US"/>
+        </w:rPr>
+        <w:t xml:space="preserve"> 23.10             Min. </w:t>
+      </w:r>
+      <w:proofErr w:type="gramStart"/>
+      <w:r>
+        <w:rPr>
+          <w:lang w:val="en-US"/>
+        </w:rPr>
+        <w:t xml:space="preserve">  :</w:t>
+      </w:r>
+      <w:proofErr w:type="gramEnd"/>
+      <w:r>
+        <w:rPr>
+          <w:lang w:val="en-US"/>
+        </w:rPr>
+        <w:t xml:space="preserve"> 26.20   Min. </w:t>
+      </w:r>
+      <w:proofErr w:type="gramStart"/>
+      <w:r>
+        <w:rPr>
+          <w:lang w:val="en-US"/>
+        </w:rPr>
+        <w:t xml:space="preserve">  :</w:t>
+      </w:r>
+      <w:proofErr w:type="gramEnd"/>
+      <w:r>
+        <w:rPr>
+          <w:lang w:val="en-US"/>
+        </w:rPr>
+        <w:t xml:space="preserve"> 25.40        </w:t>
       </w:r>
     </w:p>
     <w:p>
@@ -1762,20 +2522,132 @@
         <w:rPr>
           <w:lang w:val="en-US"/>
         </w:rPr>
-        <w:t xml:space="preserve"> Median : 83.20        Median : 81.10             Median : 72.20   Median : 71.20        </w:t>
-      </w:r>
-    </w:p>
-    <w:p>
-      <w:pPr>
-        <w:rPr>
-          <w:lang w:val="en-US"/>
-        </w:rPr>
-      </w:pPr>
-      <w:r>
-        <w:rPr>
-          <w:lang w:val="en-US"/>
-        </w:rPr>
-        <w:t xml:space="preserve"> Mean   : 75.24        Mean   : 75.16             Mean   : 67.83   Mean   : 67.16        </w:t>
+        <w:t xml:space="preserve"> </w:t>
+      </w:r>
+      <w:proofErr w:type="gramStart"/>
+      <w:r>
+        <w:rPr>
+          <w:lang w:val="en-US"/>
+        </w:rPr>
+        <w:t>Median :</w:t>
+      </w:r>
+      <w:proofErr w:type="gramEnd"/>
+      <w:r>
+        <w:rPr>
+          <w:lang w:val="en-US"/>
+        </w:rPr>
+        <w:t xml:space="preserve"> 83.20        </w:t>
+      </w:r>
+      <w:proofErr w:type="gramStart"/>
+      <w:r>
+        <w:rPr>
+          <w:lang w:val="en-US"/>
+        </w:rPr>
+        <w:t>Median :</w:t>
+      </w:r>
+      <w:proofErr w:type="gramEnd"/>
+      <w:r>
+        <w:rPr>
+          <w:lang w:val="en-US"/>
+        </w:rPr>
+        <w:t xml:space="preserve"> 81.10             </w:t>
+      </w:r>
+      <w:proofErr w:type="gramStart"/>
+      <w:r>
+        <w:rPr>
+          <w:lang w:val="en-US"/>
+        </w:rPr>
+        <w:t>Median :</w:t>
+      </w:r>
+      <w:proofErr w:type="gramEnd"/>
+      <w:r>
+        <w:rPr>
+          <w:lang w:val="en-US"/>
+        </w:rPr>
+        <w:t xml:space="preserve"> 72.20   </w:t>
+      </w:r>
+      <w:proofErr w:type="gramStart"/>
+      <w:r>
+        <w:rPr>
+          <w:lang w:val="en-US"/>
+        </w:rPr>
+        <w:t>Median :</w:t>
+      </w:r>
+      <w:proofErr w:type="gramEnd"/>
+      <w:r>
+        <w:rPr>
+          <w:lang w:val="en-US"/>
+        </w:rPr>
+        <w:t xml:space="preserve"> 71.20        </w:t>
+      </w:r>
+    </w:p>
+    <w:p>
+      <w:pPr>
+        <w:rPr>
+          <w:lang w:val="en-US"/>
+        </w:rPr>
+      </w:pPr>
+      <w:r>
+        <w:rPr>
+          <w:lang w:val="en-US"/>
+        </w:rPr>
+        <w:t xml:space="preserve"> Mean </w:t>
+      </w:r>
+      <w:proofErr w:type="gramStart"/>
+      <w:r>
+        <w:rPr>
+          <w:lang w:val="en-US"/>
+        </w:rPr>
+        <w:t xml:space="preserve">  :</w:t>
+      </w:r>
+      <w:proofErr w:type="gramEnd"/>
+      <w:r>
+        <w:rPr>
+          <w:lang w:val="en-US"/>
+        </w:rPr>
+        <w:t xml:space="preserve"> 75.24        Mean </w:t>
+      </w:r>
+      <w:proofErr w:type="gramStart"/>
+      <w:r>
+        <w:rPr>
+          <w:lang w:val="en-US"/>
+        </w:rPr>
+        <w:t xml:space="preserve">  :</w:t>
+      </w:r>
+      <w:proofErr w:type="gramEnd"/>
+      <w:r>
+        <w:rPr>
+          <w:lang w:val="en-US"/>
+        </w:rPr>
+        <w:t xml:space="preserve"> 75.16             Mean </w:t>
+      </w:r>
+      <w:proofErr w:type="gramStart"/>
+      <w:r>
+        <w:rPr>
+          <w:lang w:val="en-US"/>
+        </w:rPr>
+        <w:t xml:space="preserve">  :</w:t>
+      </w:r>
+      <w:proofErr w:type="gramEnd"/>
+      <w:r>
+        <w:rPr>
+          <w:lang w:val="en-US"/>
+        </w:rPr>
+        <w:t xml:space="preserve"> 67.83   Mean </w:t>
+      </w:r>
+      <w:proofErr w:type="gramStart"/>
+      <w:r>
+        <w:rPr>
+          <w:lang w:val="en-US"/>
+        </w:rPr>
+        <w:t xml:space="preserve">  :</w:t>
+      </w:r>
+      <w:proofErr w:type="gramEnd"/>
+      <w:r>
+        <w:rPr>
+          <w:lang w:val="en-US"/>
+        </w:rPr>
+        <w:t xml:space="preserve"> 67.16        </w:t>
       </w:r>
     </w:p>
     <w:p>
@@ -1840,7 +2712,63 @@
         <w:rPr>
           <w:lang w:val="en-US"/>
         </w:rPr>
-        <w:t xml:space="preserve"> Min.   : 47.90          Min.   : 26.90   Min.   : 24.60   Min.   : 53.4  </w:t>
+        <w:t xml:space="preserve"> Min. </w:t>
+      </w:r>
+      <w:proofErr w:type="gramStart"/>
+      <w:r>
+        <w:rPr>
+          <w:lang w:val="en-US"/>
+        </w:rPr>
+        <w:t xml:space="preserve">  :</w:t>
+      </w:r>
+      <w:proofErr w:type="gramEnd"/>
+      <w:r>
+        <w:rPr>
+          <w:lang w:val="en-US"/>
+        </w:rPr>
+        <w:t xml:space="preserve"> 47.90          Min. </w:t>
+      </w:r>
+      <w:proofErr w:type="gramStart"/>
+      <w:r>
+        <w:rPr>
+          <w:lang w:val="en-US"/>
+        </w:rPr>
+        <w:t xml:space="preserve">  :</w:t>
+      </w:r>
+      <w:proofErr w:type="gramEnd"/>
+      <w:r>
+        <w:rPr>
+          <w:lang w:val="en-US"/>
+        </w:rPr>
+        <w:t xml:space="preserve"> 26.90   Min. </w:t>
+      </w:r>
+      <w:proofErr w:type="gramStart"/>
+      <w:r>
+        <w:rPr>
+          <w:lang w:val="en-US"/>
+        </w:rPr>
+        <w:t xml:space="preserve">  :</w:t>
+      </w:r>
+      <w:proofErr w:type="gramEnd"/>
+      <w:r>
+        <w:rPr>
+          <w:lang w:val="en-US"/>
+        </w:rPr>
+        <w:t xml:space="preserve"> 24.60   Min. </w:t>
+      </w:r>
+      <w:proofErr w:type="gramStart"/>
+      <w:r>
+        <w:rPr>
+          <w:lang w:val="en-US"/>
+        </w:rPr>
+        <w:t xml:space="preserve">  :</w:t>
+      </w:r>
+      <w:proofErr w:type="gramEnd"/>
+      <w:r>
+        <w:rPr>
+          <w:lang w:val="en-US"/>
+        </w:rPr>
+        <w:t xml:space="preserve"> 53.4  </w:t>
       </w:r>
     </w:p>
     <w:p>
@@ -1866,20 +2794,104 @@
         <w:rPr>
           <w:lang w:val="en-US"/>
         </w:rPr>
-        <w:t xml:space="preserve"> Median : 99.80          Median : 80.10   Median : 84.60   Median :103.0  </w:t>
-      </w:r>
-    </w:p>
-    <w:p>
-      <w:pPr>
-        <w:rPr>
-          <w:lang w:val="en-US"/>
-        </w:rPr>
-      </w:pPr>
-      <w:r>
-        <w:rPr>
-          <w:lang w:val="en-US"/>
-        </w:rPr>
-        <w:t xml:space="preserve"> Mean   : 96.19          Mean   : 75.64   Mean   : 77.44   Mean   :100.5  </w:t>
+        <w:t xml:space="preserve"> </w:t>
+      </w:r>
+      <w:proofErr w:type="gramStart"/>
+      <w:r>
+        <w:rPr>
+          <w:lang w:val="en-US"/>
+        </w:rPr>
+        <w:t>Median :</w:t>
+      </w:r>
+      <w:proofErr w:type="gramEnd"/>
+      <w:r>
+        <w:rPr>
+          <w:lang w:val="en-US"/>
+        </w:rPr>
+        <w:t xml:space="preserve"> 99.80          </w:t>
+      </w:r>
+      <w:proofErr w:type="gramStart"/>
+      <w:r>
+        <w:rPr>
+          <w:lang w:val="en-US"/>
+        </w:rPr>
+        <w:t>Median :</w:t>
+      </w:r>
+      <w:proofErr w:type="gramEnd"/>
+      <w:r>
+        <w:rPr>
+          <w:lang w:val="en-US"/>
+        </w:rPr>
+        <w:t xml:space="preserve"> 80.10   </w:t>
+      </w:r>
+      <w:proofErr w:type="gramStart"/>
+      <w:r>
+        <w:rPr>
+          <w:lang w:val="en-US"/>
+        </w:rPr>
+        <w:t>Median :</w:t>
+      </w:r>
+      <w:proofErr w:type="gramEnd"/>
+      <w:r>
+        <w:rPr>
+          <w:lang w:val="en-US"/>
+        </w:rPr>
+        <w:t xml:space="preserve"> 84.60   Median :103.0  </w:t>
+      </w:r>
+    </w:p>
+    <w:p>
+      <w:pPr>
+        <w:rPr>
+          <w:lang w:val="en-US"/>
+        </w:rPr>
+      </w:pPr>
+      <w:r>
+        <w:rPr>
+          <w:lang w:val="en-US"/>
+        </w:rPr>
+        <w:t xml:space="preserve"> Mean </w:t>
+      </w:r>
+      <w:proofErr w:type="gramStart"/>
+      <w:r>
+        <w:rPr>
+          <w:lang w:val="en-US"/>
+        </w:rPr>
+        <w:t xml:space="preserve">  :</w:t>
+      </w:r>
+      <w:proofErr w:type="gramEnd"/>
+      <w:r>
+        <w:rPr>
+          <w:lang w:val="en-US"/>
+        </w:rPr>
+        <w:t xml:space="preserve"> 96.19          Mean </w:t>
+      </w:r>
+      <w:proofErr w:type="gramStart"/>
+      <w:r>
+        <w:rPr>
+          <w:lang w:val="en-US"/>
+        </w:rPr>
+        <w:t xml:space="preserve">  :</w:t>
+      </w:r>
+      <w:proofErr w:type="gramEnd"/>
+      <w:r>
+        <w:rPr>
+          <w:lang w:val="en-US"/>
+        </w:rPr>
+        <w:t xml:space="preserve"> 75.64   Mean </w:t>
+      </w:r>
+      <w:proofErr w:type="gramStart"/>
+      <w:r>
+        <w:rPr>
+          <w:lang w:val="en-US"/>
+        </w:rPr>
+        <w:t xml:space="preserve">  :</w:t>
+      </w:r>
+      <w:proofErr w:type="gramEnd"/>
+      <w:r>
+        <w:rPr>
+          <w:lang w:val="en-US"/>
+        </w:rPr>
+        <w:t xml:space="preserve"> 77.44   Mean   :100.5  </w:t>
       </w:r>
     </w:p>
     <w:p>
@@ -1931,20 +2943,90 @@
         <w:rPr>
           <w:lang w:val="en-US"/>
         </w:rPr>
-        <w:t xml:space="preserve"> Alcoholic beverages Meals outside the home    Housing       Housing, less imputed rent</w:t>
-      </w:r>
-    </w:p>
-    <w:p>
-      <w:pPr>
-        <w:rPr>
-          <w:lang w:val="en-US"/>
-        </w:rPr>
-      </w:pPr>
-      <w:r>
-        <w:rPr>
-          <w:lang w:val="en-US"/>
-        </w:rPr>
-        <w:t xml:space="preserve"> Min.   : 44.10      Min.   : 23.30         Min.   : 26.90   Min.   : 24.40            </w:t>
+        <w:t xml:space="preserve"> Alcoholic beverages Meals outside the home    Housing       </w:t>
+      </w:r>
+      <w:proofErr w:type="spellStart"/>
+      <w:r>
+        <w:rPr>
+          <w:lang w:val="en-US"/>
+        </w:rPr>
+        <w:t>Housing</w:t>
+      </w:r>
+      <w:proofErr w:type="spellEnd"/>
+      <w:r>
+        <w:rPr>
+          <w:lang w:val="en-US"/>
+        </w:rPr>
+        <w:t>, less imputed rent</w:t>
+      </w:r>
+    </w:p>
+    <w:p>
+      <w:pPr>
+        <w:rPr>
+          <w:lang w:val="en-US"/>
+        </w:rPr>
+      </w:pPr>
+      <w:r>
+        <w:rPr>
+          <w:lang w:val="en-US"/>
+        </w:rPr>
+        <w:t xml:space="preserve"> Min. </w:t>
+      </w:r>
+      <w:proofErr w:type="gramStart"/>
+      <w:r>
+        <w:rPr>
+          <w:lang w:val="en-US"/>
+        </w:rPr>
+        <w:t xml:space="preserve">  :</w:t>
+      </w:r>
+      <w:proofErr w:type="gramEnd"/>
+      <w:r>
+        <w:rPr>
+          <w:lang w:val="en-US"/>
+        </w:rPr>
+        <w:t xml:space="preserve"> 44.10      Min. </w:t>
+      </w:r>
+      <w:proofErr w:type="gramStart"/>
+      <w:r>
+        <w:rPr>
+          <w:lang w:val="en-US"/>
+        </w:rPr>
+        <w:t xml:space="preserve">  :</w:t>
+      </w:r>
+      <w:proofErr w:type="gramEnd"/>
+      <w:r>
+        <w:rPr>
+          <w:lang w:val="en-US"/>
+        </w:rPr>
+        <w:t xml:space="preserve"> 23.30         Min. </w:t>
+      </w:r>
+      <w:proofErr w:type="gramStart"/>
+      <w:r>
+        <w:rPr>
+          <w:lang w:val="en-US"/>
+        </w:rPr>
+        <w:t xml:space="preserve">  :</w:t>
+      </w:r>
+      <w:proofErr w:type="gramEnd"/>
+      <w:r>
+        <w:rPr>
+          <w:lang w:val="en-US"/>
+        </w:rPr>
+        <w:t xml:space="preserve"> 26.90   Min. </w:t>
+      </w:r>
+      <w:proofErr w:type="gramStart"/>
+      <w:r>
+        <w:rPr>
+          <w:lang w:val="en-US"/>
+        </w:rPr>
+        <w:t xml:space="preserve">  :</w:t>
+      </w:r>
+      <w:proofErr w:type="gramEnd"/>
+      <w:r>
+        <w:rPr>
+          <w:lang w:val="en-US"/>
+        </w:rPr>
+        <w:t xml:space="preserve"> 24.40            </w:t>
       </w:r>
     </w:p>
     <w:p>
@@ -1970,20 +3052,132 @@
         <w:rPr>
           <w:lang w:val="en-US"/>
         </w:rPr>
-        <w:t xml:space="preserve"> Median : 98.80      Median : 84.60         Median : 99.20   Median : 95.40            </w:t>
-      </w:r>
-    </w:p>
-    <w:p>
-      <w:pPr>
-        <w:rPr>
-          <w:lang w:val="en-US"/>
-        </w:rPr>
-      </w:pPr>
-      <w:r>
-        <w:rPr>
-          <w:lang w:val="en-US"/>
-        </w:rPr>
-        <w:t xml:space="preserve"> Mean   : 91.24      Mean   : 76.58         Mean   : 84.02   Mean   : 81.45            </w:t>
+        <w:t xml:space="preserve"> </w:t>
+      </w:r>
+      <w:proofErr w:type="gramStart"/>
+      <w:r>
+        <w:rPr>
+          <w:lang w:val="en-US"/>
+        </w:rPr>
+        <w:t>Median :</w:t>
+      </w:r>
+      <w:proofErr w:type="gramEnd"/>
+      <w:r>
+        <w:rPr>
+          <w:lang w:val="en-US"/>
+        </w:rPr>
+        <w:t xml:space="preserve"> 98.80      </w:t>
+      </w:r>
+      <w:proofErr w:type="gramStart"/>
+      <w:r>
+        <w:rPr>
+          <w:lang w:val="en-US"/>
+        </w:rPr>
+        <w:t>Median :</w:t>
+      </w:r>
+      <w:proofErr w:type="gramEnd"/>
+      <w:r>
+        <w:rPr>
+          <w:lang w:val="en-US"/>
+        </w:rPr>
+        <w:t xml:space="preserve"> 84.60         </w:t>
+      </w:r>
+      <w:proofErr w:type="gramStart"/>
+      <w:r>
+        <w:rPr>
+          <w:lang w:val="en-US"/>
+        </w:rPr>
+        <w:t>Median :</w:t>
+      </w:r>
+      <w:proofErr w:type="gramEnd"/>
+      <w:r>
+        <w:rPr>
+          <w:lang w:val="en-US"/>
+        </w:rPr>
+        <w:t xml:space="preserve"> 99.20   </w:t>
+      </w:r>
+      <w:proofErr w:type="gramStart"/>
+      <w:r>
+        <w:rPr>
+          <w:lang w:val="en-US"/>
+        </w:rPr>
+        <w:t>Median :</w:t>
+      </w:r>
+      <w:proofErr w:type="gramEnd"/>
+      <w:r>
+        <w:rPr>
+          <w:lang w:val="en-US"/>
+        </w:rPr>
+        <w:t xml:space="preserve"> 95.40            </w:t>
+      </w:r>
+    </w:p>
+    <w:p>
+      <w:pPr>
+        <w:rPr>
+          <w:lang w:val="en-US"/>
+        </w:rPr>
+      </w:pPr>
+      <w:r>
+        <w:rPr>
+          <w:lang w:val="en-US"/>
+        </w:rPr>
+        <w:t xml:space="preserve"> Mean </w:t>
+      </w:r>
+      <w:proofErr w:type="gramStart"/>
+      <w:r>
+        <w:rPr>
+          <w:lang w:val="en-US"/>
+        </w:rPr>
+        <w:t xml:space="preserve">  :</w:t>
+      </w:r>
+      <w:proofErr w:type="gramEnd"/>
+      <w:r>
+        <w:rPr>
+          <w:lang w:val="en-US"/>
+        </w:rPr>
+        <w:t xml:space="preserve"> 91.24      Mean </w:t>
+      </w:r>
+      <w:proofErr w:type="gramStart"/>
+      <w:r>
+        <w:rPr>
+          <w:lang w:val="en-US"/>
+        </w:rPr>
+        <w:t xml:space="preserve">  :</w:t>
+      </w:r>
+      <w:proofErr w:type="gramEnd"/>
+      <w:r>
+        <w:rPr>
+          <w:lang w:val="en-US"/>
+        </w:rPr>
+        <w:t xml:space="preserve"> 76.58         Mean </w:t>
+      </w:r>
+      <w:proofErr w:type="gramStart"/>
+      <w:r>
+        <w:rPr>
+          <w:lang w:val="en-US"/>
+        </w:rPr>
+        <w:t xml:space="preserve">  :</w:t>
+      </w:r>
+      <w:proofErr w:type="gramEnd"/>
+      <w:r>
+        <w:rPr>
+          <w:lang w:val="en-US"/>
+        </w:rPr>
+        <w:t xml:space="preserve"> 84.02   Mean </w:t>
+      </w:r>
+      <w:proofErr w:type="gramStart"/>
+      <w:r>
+        <w:rPr>
+          <w:lang w:val="en-US"/>
+        </w:rPr>
+        <w:t xml:space="preserve">  :</w:t>
+      </w:r>
+      <w:proofErr w:type="gramEnd"/>
+      <w:r>
+        <w:rPr>
+          <w:lang w:val="en-US"/>
+        </w:rPr>
+        <w:t xml:space="preserve"> 81.45            </w:t>
       </w:r>
     </w:p>
     <w:p>
@@ -2035,20 +3229,76 @@
         <w:rPr>
           <w:lang w:val="en-US"/>
         </w:rPr>
-        <w:t xml:space="preserve">      Rent        Rent, less imputed rent Repairs &amp; maintenance</w:t>
-      </w:r>
-    </w:p>
-    <w:p>
-      <w:pPr>
-        <w:rPr>
-          <w:lang w:val="en-US"/>
-        </w:rPr>
-      </w:pPr>
-      <w:r>
-        <w:rPr>
-          <w:lang w:val="en-US"/>
-        </w:rPr>
-        <w:t xml:space="preserve"> Min.   : 29.20   Min.   : 31.40          Min.   : 18.90       </w:t>
+        <w:t xml:space="preserve">      Rent        </w:t>
+      </w:r>
+      <w:proofErr w:type="spellStart"/>
+      <w:r>
+        <w:rPr>
+          <w:lang w:val="en-US"/>
+        </w:rPr>
+        <w:t>Rent</w:t>
+      </w:r>
+      <w:proofErr w:type="spellEnd"/>
+      <w:r>
+        <w:rPr>
+          <w:lang w:val="en-US"/>
+        </w:rPr>
+        <w:t>, less imputed rent Repairs &amp; maintenance</w:t>
+      </w:r>
+    </w:p>
+    <w:p>
+      <w:pPr>
+        <w:rPr>
+          <w:lang w:val="en-US"/>
+        </w:rPr>
+      </w:pPr>
+      <w:r>
+        <w:rPr>
+          <w:lang w:val="en-US"/>
+        </w:rPr>
+        <w:t xml:space="preserve"> Min. </w:t>
+      </w:r>
+      <w:proofErr w:type="gramStart"/>
+      <w:r>
+        <w:rPr>
+          <w:lang w:val="en-US"/>
+        </w:rPr>
+        <w:t xml:space="preserve">  :</w:t>
+      </w:r>
+      <w:proofErr w:type="gramEnd"/>
+      <w:r>
+        <w:rPr>
+          <w:lang w:val="en-US"/>
+        </w:rPr>
+        <w:t xml:space="preserve"> 29.20   Min. </w:t>
+      </w:r>
+      <w:proofErr w:type="gramStart"/>
+      <w:r>
+        <w:rPr>
+          <w:lang w:val="en-US"/>
+        </w:rPr>
+        <w:t xml:space="preserve">  :</w:t>
+      </w:r>
+      <w:proofErr w:type="gramEnd"/>
+      <w:r>
+        <w:rPr>
+          <w:lang w:val="en-US"/>
+        </w:rPr>
+        <w:t xml:space="preserve"> 31.40          Min. </w:t>
+      </w:r>
+      <w:proofErr w:type="gramStart"/>
+      <w:r>
+        <w:rPr>
+          <w:lang w:val="en-US"/>
+        </w:rPr>
+        <w:t xml:space="preserve">  :</w:t>
+      </w:r>
+      <w:proofErr w:type="gramEnd"/>
+      <w:r>
+        <w:rPr>
+          <w:lang w:val="en-US"/>
+        </w:rPr>
+        <w:t xml:space="preserve"> 18.90       </w:t>
       </w:r>
     </w:p>
     <w:p>
@@ -2074,20 +3324,90 @@
         <w:rPr>
           <w:lang w:val="en-US"/>
         </w:rPr>
-        <w:t xml:space="preserve"> Median : 99.90   Median :100.00          Median : 88.80       </w:t>
-      </w:r>
-    </w:p>
-    <w:p>
-      <w:pPr>
-        <w:rPr>
-          <w:lang w:val="en-US"/>
-        </w:rPr>
-      </w:pPr>
-      <w:r>
-        <w:rPr>
-          <w:lang w:val="en-US"/>
-        </w:rPr>
-        <w:t xml:space="preserve"> Mean   : 85.48   Mean   : 87.29          Mean   : 76.08       </w:t>
+        <w:t xml:space="preserve"> </w:t>
+      </w:r>
+      <w:proofErr w:type="gramStart"/>
+      <w:r>
+        <w:rPr>
+          <w:lang w:val="en-US"/>
+        </w:rPr>
+        <w:t>Median :</w:t>
+      </w:r>
+      <w:proofErr w:type="gramEnd"/>
+      <w:r>
+        <w:rPr>
+          <w:lang w:val="en-US"/>
+        </w:rPr>
+        <w:t xml:space="preserve"> 99.90   Median :100.00          </w:t>
+      </w:r>
+      <w:proofErr w:type="gramStart"/>
+      <w:r>
+        <w:rPr>
+          <w:lang w:val="en-US"/>
+        </w:rPr>
+        <w:t>Median :</w:t>
+      </w:r>
+      <w:proofErr w:type="gramEnd"/>
+      <w:r>
+        <w:rPr>
+          <w:lang w:val="en-US"/>
+        </w:rPr>
+        <w:t xml:space="preserve"> 88.80       </w:t>
+      </w:r>
+    </w:p>
+    <w:p>
+      <w:pPr>
+        <w:rPr>
+          <w:lang w:val="en-US"/>
+        </w:rPr>
+      </w:pPr>
+      <w:r>
+        <w:rPr>
+          <w:lang w:val="en-US"/>
+        </w:rPr>
+        <w:t xml:space="preserve"> Mean </w:t>
+      </w:r>
+      <w:proofErr w:type="gramStart"/>
+      <w:r>
+        <w:rPr>
+          <w:lang w:val="en-US"/>
+        </w:rPr>
+        <w:t xml:space="preserve">  :</w:t>
+      </w:r>
+      <w:proofErr w:type="gramEnd"/>
+      <w:r>
+        <w:rPr>
+          <w:lang w:val="en-US"/>
+        </w:rPr>
+        <w:t xml:space="preserve"> 85.48   Mean </w:t>
+      </w:r>
+      <w:proofErr w:type="gramStart"/>
+      <w:r>
+        <w:rPr>
+          <w:lang w:val="en-US"/>
+        </w:rPr>
+        <w:t xml:space="preserve">  :</w:t>
+      </w:r>
+      <w:proofErr w:type="gramEnd"/>
+      <w:r>
+        <w:rPr>
+          <w:lang w:val="en-US"/>
+        </w:rPr>
+        <w:t xml:space="preserve"> 87.29          Mean </w:t>
+      </w:r>
+      <w:proofErr w:type="gramStart"/>
+      <w:r>
+        <w:rPr>
+          <w:lang w:val="en-US"/>
+        </w:rPr>
+        <w:t xml:space="preserve">  :</w:t>
+      </w:r>
+      <w:proofErr w:type="gramEnd"/>
+      <w:r>
+        <w:rPr>
+          <w:lang w:val="en-US"/>
+        </w:rPr>
+        <w:t xml:space="preserve"> 76.08       </w:t>
       </w:r>
     </w:p>
     <w:p>
@@ -2139,20 +3459,90 @@
         <w:rPr>
           <w:lang w:val="en-US"/>
         </w:rPr>
-        <w:t xml:space="preserve"> Fuel, light &amp; water charges  Electricity          Gas         Other fuel &amp; light</w:t>
-      </w:r>
-    </w:p>
-    <w:p>
-      <w:pPr>
-        <w:rPr>
-          <w:lang w:val="en-US"/>
-        </w:rPr>
-      </w:pPr>
-      <w:r>
-        <w:rPr>
-          <w:lang w:val="en-US"/>
-        </w:rPr>
-        <w:t xml:space="preserve"> Min.   : 30.60              Min.   : 54.70   Min.   : 26.20   Min.   : 18.30    </w:t>
+        <w:t xml:space="preserve"> Fuel, light &amp; water </w:t>
+      </w:r>
+      <w:proofErr w:type="gramStart"/>
+      <w:r>
+        <w:rPr>
+          <w:lang w:val="en-US"/>
+        </w:rPr>
+        <w:t>charges  Electricity</w:t>
+      </w:r>
+      <w:proofErr w:type="gramEnd"/>
+      <w:r>
+        <w:rPr>
+          <w:lang w:val="en-US"/>
+        </w:rPr>
+        <w:t xml:space="preserve">          Gas         Other fuel &amp; light</w:t>
+      </w:r>
+    </w:p>
+    <w:p>
+      <w:pPr>
+        <w:rPr>
+          <w:lang w:val="en-US"/>
+        </w:rPr>
+      </w:pPr>
+      <w:r>
+        <w:rPr>
+          <w:lang w:val="en-US"/>
+        </w:rPr>
+        <w:t xml:space="preserve"> Min. </w:t>
+      </w:r>
+      <w:proofErr w:type="gramStart"/>
+      <w:r>
+        <w:rPr>
+          <w:lang w:val="en-US"/>
+        </w:rPr>
+        <w:t xml:space="preserve">  :</w:t>
+      </w:r>
+      <w:proofErr w:type="gramEnd"/>
+      <w:r>
+        <w:rPr>
+          <w:lang w:val="en-US"/>
+        </w:rPr>
+        <w:t xml:space="preserve"> 30.60              Min. </w:t>
+      </w:r>
+      <w:proofErr w:type="gramStart"/>
+      <w:r>
+        <w:rPr>
+          <w:lang w:val="en-US"/>
+        </w:rPr>
+        <w:t xml:space="preserve">  :</w:t>
+      </w:r>
+      <w:proofErr w:type="gramEnd"/>
+      <w:r>
+        <w:rPr>
+          <w:lang w:val="en-US"/>
+        </w:rPr>
+        <w:t xml:space="preserve"> 54.70   Min. </w:t>
+      </w:r>
+      <w:proofErr w:type="gramStart"/>
+      <w:r>
+        <w:rPr>
+          <w:lang w:val="en-US"/>
+        </w:rPr>
+        <w:t xml:space="preserve">  :</w:t>
+      </w:r>
+      <w:proofErr w:type="gramEnd"/>
+      <w:r>
+        <w:rPr>
+          <w:lang w:val="en-US"/>
+        </w:rPr>
+        <w:t xml:space="preserve"> 26.20   Min. </w:t>
+      </w:r>
+      <w:proofErr w:type="gramStart"/>
+      <w:r>
+        <w:rPr>
+          <w:lang w:val="en-US"/>
+        </w:rPr>
+        <w:t xml:space="preserve">  :</w:t>
+      </w:r>
+      <w:proofErr w:type="gramEnd"/>
+      <w:r>
+        <w:rPr>
+          <w:lang w:val="en-US"/>
+        </w:rPr>
+        <w:t xml:space="preserve"> 18.30    </w:t>
       </w:r>
     </w:p>
     <w:p>
@@ -2178,20 +3568,132 @@
         <w:rPr>
           <w:lang w:val="en-US"/>
         </w:rPr>
-        <w:t xml:space="preserve"> Median : 82.60              Median : 91.10   Median : 82.50   Median : 59.60    </w:t>
-      </w:r>
-    </w:p>
-    <w:p>
-      <w:pPr>
-        <w:rPr>
-          <w:lang w:val="en-US"/>
-        </w:rPr>
-      </w:pPr>
-      <w:r>
-        <w:rPr>
-          <w:lang w:val="en-US"/>
-        </w:rPr>
-        <w:t xml:space="preserve"> Mean   : 79.92              Mean   : 89.37   Mean   : 79.06   Mean   : 71.41    </w:t>
+        <w:t xml:space="preserve"> </w:t>
+      </w:r>
+      <w:proofErr w:type="gramStart"/>
+      <w:r>
+        <w:rPr>
+          <w:lang w:val="en-US"/>
+        </w:rPr>
+        <w:t>Median :</w:t>
+      </w:r>
+      <w:proofErr w:type="gramEnd"/>
+      <w:r>
+        <w:rPr>
+          <w:lang w:val="en-US"/>
+        </w:rPr>
+        <w:t xml:space="preserve"> 82.60              </w:t>
+      </w:r>
+      <w:proofErr w:type="gramStart"/>
+      <w:r>
+        <w:rPr>
+          <w:lang w:val="en-US"/>
+        </w:rPr>
+        <w:t>Median :</w:t>
+      </w:r>
+      <w:proofErr w:type="gramEnd"/>
+      <w:r>
+        <w:rPr>
+          <w:lang w:val="en-US"/>
+        </w:rPr>
+        <w:t xml:space="preserve"> 91.10   </w:t>
+      </w:r>
+      <w:proofErr w:type="gramStart"/>
+      <w:r>
+        <w:rPr>
+          <w:lang w:val="en-US"/>
+        </w:rPr>
+        <w:t>Median :</w:t>
+      </w:r>
+      <w:proofErr w:type="gramEnd"/>
+      <w:r>
+        <w:rPr>
+          <w:lang w:val="en-US"/>
+        </w:rPr>
+        <w:t xml:space="preserve"> 82.50   </w:t>
+      </w:r>
+      <w:proofErr w:type="gramStart"/>
+      <w:r>
+        <w:rPr>
+          <w:lang w:val="en-US"/>
+        </w:rPr>
+        <w:t>Median :</w:t>
+      </w:r>
+      <w:proofErr w:type="gramEnd"/>
+      <w:r>
+        <w:rPr>
+          <w:lang w:val="en-US"/>
+        </w:rPr>
+        <w:t xml:space="preserve"> 59.60    </w:t>
+      </w:r>
+    </w:p>
+    <w:p>
+      <w:pPr>
+        <w:rPr>
+          <w:lang w:val="en-US"/>
+        </w:rPr>
+      </w:pPr>
+      <w:r>
+        <w:rPr>
+          <w:lang w:val="en-US"/>
+        </w:rPr>
+        <w:t xml:space="preserve"> Mean </w:t>
+      </w:r>
+      <w:proofErr w:type="gramStart"/>
+      <w:r>
+        <w:rPr>
+          <w:lang w:val="en-US"/>
+        </w:rPr>
+        <w:t xml:space="preserve">  :</w:t>
+      </w:r>
+      <w:proofErr w:type="gramEnd"/>
+      <w:r>
+        <w:rPr>
+          <w:lang w:val="en-US"/>
+        </w:rPr>
+        <w:t xml:space="preserve"> 79.92              Mean </w:t>
+      </w:r>
+      <w:proofErr w:type="gramStart"/>
+      <w:r>
+        <w:rPr>
+          <w:lang w:val="en-US"/>
+        </w:rPr>
+        <w:t xml:space="preserve">  :</w:t>
+      </w:r>
+      <w:proofErr w:type="gramEnd"/>
+      <w:r>
+        <w:rPr>
+          <w:lang w:val="en-US"/>
+        </w:rPr>
+        <w:t xml:space="preserve"> 89.37   Mean </w:t>
+      </w:r>
+      <w:proofErr w:type="gramStart"/>
+      <w:r>
+        <w:rPr>
+          <w:lang w:val="en-US"/>
+        </w:rPr>
+        <w:t xml:space="preserve">  :</w:t>
+      </w:r>
+      <w:proofErr w:type="gramEnd"/>
+      <w:r>
+        <w:rPr>
+          <w:lang w:val="en-US"/>
+        </w:rPr>
+        <w:t xml:space="preserve"> 79.06   Mean </w:t>
+      </w:r>
+      <w:proofErr w:type="gramStart"/>
+      <w:r>
+        <w:rPr>
+          <w:lang w:val="en-US"/>
+        </w:rPr>
+        <w:t xml:space="preserve">  :</w:t>
+      </w:r>
+      <w:proofErr w:type="gramEnd"/>
+      <w:r>
+        <w:rPr>
+          <w:lang w:val="en-US"/>
+        </w:rPr>
+        <w:t xml:space="preserve"> 71.41    </w:t>
       </w:r>
     </w:p>
     <w:p>
@@ -2256,7 +3758,49 @@
         <w:rPr>
           <w:lang w:val="en-US"/>
         </w:rPr>
-        <w:t xml:space="preserve"> Min.   : 60.60           Min.   : 73.3                  Min.   : 94.6          </w:t>
+        <w:t xml:space="preserve"> Min. </w:t>
+      </w:r>
+      <w:proofErr w:type="gramStart"/>
+      <w:r>
+        <w:rPr>
+          <w:lang w:val="en-US"/>
+        </w:rPr>
+        <w:t xml:space="preserve">  :</w:t>
+      </w:r>
+      <w:proofErr w:type="gramEnd"/>
+      <w:r>
+        <w:rPr>
+          <w:lang w:val="en-US"/>
+        </w:rPr>
+        <w:t xml:space="preserve"> 60.60           Min. </w:t>
+      </w:r>
+      <w:proofErr w:type="gramStart"/>
+      <w:r>
+        <w:rPr>
+          <w:lang w:val="en-US"/>
+        </w:rPr>
+        <w:t xml:space="preserve">  :</w:t>
+      </w:r>
+      <w:proofErr w:type="gramEnd"/>
+      <w:r>
+        <w:rPr>
+          <w:lang w:val="en-US"/>
+        </w:rPr>
+        <w:t xml:space="preserve"> 73.3                  Min. </w:t>
+      </w:r>
+      <w:proofErr w:type="gramStart"/>
+      <w:r>
+        <w:rPr>
+          <w:lang w:val="en-US"/>
+        </w:rPr>
+        <w:t xml:space="preserve">  :</w:t>
+      </w:r>
+      <w:proofErr w:type="gramEnd"/>
+      <w:r>
+        <w:rPr>
+          <w:lang w:val="en-US"/>
+        </w:rPr>
+        <w:t xml:space="preserve"> 94.6          </w:t>
       </w:r>
     </w:p>
     <w:p>
@@ -2282,20 +3826,48 @@
         <w:rPr>
           <w:lang w:val="en-US"/>
         </w:rPr>
-        <w:t xml:space="preserve"> Median : 90.15           Median :123.4                  Median :250.6          </w:t>
-      </w:r>
-    </w:p>
-    <w:p>
-      <w:pPr>
-        <w:rPr>
-          <w:lang w:val="en-US"/>
-        </w:rPr>
-      </w:pPr>
-      <w:r>
-        <w:rPr>
-          <w:lang w:val="en-US"/>
-        </w:rPr>
-        <w:t xml:space="preserve"> Mean   : 85.15           Mean   :122.6                  Mean   :243.4          </w:t>
+        <w:t xml:space="preserve"> </w:t>
+      </w:r>
+      <w:proofErr w:type="gramStart"/>
+      <w:r>
+        <w:rPr>
+          <w:lang w:val="en-US"/>
+        </w:rPr>
+        <w:t>Median :</w:t>
+      </w:r>
+      <w:proofErr w:type="gramEnd"/>
+      <w:r>
+        <w:rPr>
+          <w:lang w:val="en-US"/>
+        </w:rPr>
+        <w:t xml:space="preserve"> 90.15           Median :123.4                  Median :250.6          </w:t>
+      </w:r>
+    </w:p>
+    <w:p>
+      <w:pPr>
+        <w:rPr>
+          <w:lang w:val="en-US"/>
+        </w:rPr>
+      </w:pPr>
+      <w:r>
+        <w:rPr>
+          <w:lang w:val="en-US"/>
+        </w:rPr>
+        <w:t xml:space="preserve"> Mean </w:t>
+      </w:r>
+      <w:proofErr w:type="gramStart"/>
+      <w:r>
+        <w:rPr>
+          <w:lang w:val="en-US"/>
+        </w:rPr>
+        <w:t xml:space="preserve">  :</w:t>
+      </w:r>
+      <w:proofErr w:type="gramEnd"/>
+      <w:r>
+        <w:rPr>
+          <w:lang w:val="en-US"/>
+        </w:rPr>
+        <w:t xml:space="preserve"> 85.15           Mean   :122.6                  Mean   :243.4          </w:t>
       </w:r>
     </w:p>
     <w:p>
@@ -2360,7 +3932,63 @@
         <w:rPr>
           <w:lang w:val="en-US"/>
         </w:rPr>
-        <w:t xml:space="preserve"> Min.   : 73.4        Min.   : 59.2   Min.   : 28.90    Min.   : 67.0             </w:t>
+        <w:t xml:space="preserve"> Min. </w:t>
+      </w:r>
+      <w:proofErr w:type="gramStart"/>
+      <w:r>
+        <w:rPr>
+          <w:lang w:val="en-US"/>
+        </w:rPr>
+        <w:t xml:space="preserve">  :</w:t>
+      </w:r>
+      <w:proofErr w:type="gramEnd"/>
+      <w:r>
+        <w:rPr>
+          <w:lang w:val="en-US"/>
+        </w:rPr>
+        <w:t xml:space="preserve"> 73.4        Min. </w:t>
+      </w:r>
+      <w:proofErr w:type="gramStart"/>
+      <w:r>
+        <w:rPr>
+          <w:lang w:val="en-US"/>
+        </w:rPr>
+        <w:t xml:space="preserve">  :</w:t>
+      </w:r>
+      <w:proofErr w:type="gramEnd"/>
+      <w:r>
+        <w:rPr>
+          <w:lang w:val="en-US"/>
+        </w:rPr>
+        <w:t xml:space="preserve"> 59.2   Min. </w:t>
+      </w:r>
+      <w:proofErr w:type="gramStart"/>
+      <w:r>
+        <w:rPr>
+          <w:lang w:val="en-US"/>
+        </w:rPr>
+        <w:t xml:space="preserve">  :</w:t>
+      </w:r>
+      <w:proofErr w:type="gramEnd"/>
+      <w:r>
+        <w:rPr>
+          <w:lang w:val="en-US"/>
+        </w:rPr>
+        <w:t xml:space="preserve"> 28.90    Min. </w:t>
+      </w:r>
+      <w:proofErr w:type="gramStart"/>
+      <w:r>
+        <w:rPr>
+          <w:lang w:val="en-US"/>
+        </w:rPr>
+        <w:t xml:space="preserve">  :</w:t>
+      </w:r>
+      <w:proofErr w:type="gramEnd"/>
+      <w:r>
+        <w:rPr>
+          <w:lang w:val="en-US"/>
+        </w:rPr>
+        <w:t xml:space="preserve"> 67.0             </w:t>
       </w:r>
     </w:p>
     <w:p>
@@ -2386,20 +4014,62 @@
         <w:rPr>
           <w:lang w:val="en-US"/>
         </w:rPr>
-        <w:t xml:space="preserve"> Median :125.1        Median : 99.9   Median : 85.10    Median :107.0             </w:t>
-      </w:r>
-    </w:p>
-    <w:p>
-      <w:pPr>
-        <w:rPr>
-          <w:lang w:val="en-US"/>
-        </w:rPr>
-      </w:pPr>
-      <w:r>
-        <w:rPr>
-          <w:lang w:val="en-US"/>
-        </w:rPr>
-        <w:t xml:space="preserve"> Mean   :124.1        Mean   :101.8   Mean   : 79.35    Mean   :110.1             </w:t>
+        <w:t xml:space="preserve"> Median :125.1        </w:t>
+      </w:r>
+      <w:proofErr w:type="gramStart"/>
+      <w:r>
+        <w:rPr>
+          <w:lang w:val="en-US"/>
+        </w:rPr>
+        <w:t>Median :</w:t>
+      </w:r>
+      <w:proofErr w:type="gramEnd"/>
+      <w:r>
+        <w:rPr>
+          <w:lang w:val="en-US"/>
+        </w:rPr>
+        <w:t xml:space="preserve"> 99.9   </w:t>
+      </w:r>
+      <w:proofErr w:type="gramStart"/>
+      <w:r>
+        <w:rPr>
+          <w:lang w:val="en-US"/>
+        </w:rPr>
+        <w:t>Median :</w:t>
+      </w:r>
+      <w:proofErr w:type="gramEnd"/>
+      <w:r>
+        <w:rPr>
+          <w:lang w:val="en-US"/>
+        </w:rPr>
+        <w:t xml:space="preserve"> 85.10    Median :107.0             </w:t>
+      </w:r>
+    </w:p>
+    <w:p>
+      <w:pPr>
+        <w:rPr>
+          <w:lang w:val="en-US"/>
+        </w:rPr>
+      </w:pPr>
+      <w:r>
+        <w:rPr>
+          <w:lang w:val="en-US"/>
+        </w:rPr>
+        <w:t xml:space="preserve"> Mean   :124.1        Mean   :101.8   Mean </w:t>
+      </w:r>
+      <w:proofErr w:type="gramStart"/>
+      <w:r>
+        <w:rPr>
+          <w:lang w:val="en-US"/>
+        </w:rPr>
+        <w:t xml:space="preserve">  :</w:t>
+      </w:r>
+      <w:proofErr w:type="gramEnd"/>
+      <w:r>
+        <w:rPr>
+          <w:lang w:val="en-US"/>
+        </w:rPr>
+        <w:t xml:space="preserve"> 79.35    Mean   :110.1             </w:t>
       </w:r>
     </w:p>
     <w:p>
@@ -2451,20 +4121,104 @@
         <w:rPr>
           <w:lang w:val="en-US"/>
         </w:rPr>
-        <w:t xml:space="preserve"> Domestic services Clothes &amp; footwear    Clothes       Japanese clothing    Clothing     </w:t>
-      </w:r>
-    </w:p>
-    <w:p>
-      <w:pPr>
-        <w:rPr>
-          <w:lang w:val="en-US"/>
-        </w:rPr>
-      </w:pPr>
-      <w:r>
-        <w:rPr>
-          <w:lang w:val="en-US"/>
-        </w:rPr>
-        <w:t xml:space="preserve"> Min.   : 18.30    Min.   : 28.30     Min.   : 26.40   Min.   : 22.9     Min.   : 27.90  </w:t>
+        <w:t xml:space="preserve"> Domestic services Clothes &amp; footwear    Clothes       Japanese clothing    </w:t>
+      </w:r>
+      <w:proofErr w:type="spellStart"/>
+      <w:r>
+        <w:rPr>
+          <w:lang w:val="en-US"/>
+        </w:rPr>
+        <w:t>Clothing</w:t>
+      </w:r>
+      <w:proofErr w:type="spellEnd"/>
+      <w:r>
+        <w:rPr>
+          <w:lang w:val="en-US"/>
+        </w:rPr>
+        <w:t xml:space="preserve">     </w:t>
+      </w:r>
+    </w:p>
+    <w:p>
+      <w:pPr>
+        <w:rPr>
+          <w:lang w:val="en-US"/>
+        </w:rPr>
+      </w:pPr>
+      <w:r>
+        <w:rPr>
+          <w:lang w:val="en-US"/>
+        </w:rPr>
+        <w:t xml:space="preserve"> Min. </w:t>
+      </w:r>
+      <w:proofErr w:type="gramStart"/>
+      <w:r>
+        <w:rPr>
+          <w:lang w:val="en-US"/>
+        </w:rPr>
+        <w:t xml:space="preserve">  :</w:t>
+      </w:r>
+      <w:proofErr w:type="gramEnd"/>
+      <w:r>
+        <w:rPr>
+          <w:lang w:val="en-US"/>
+        </w:rPr>
+        <w:t xml:space="preserve"> 18.30    Min. </w:t>
+      </w:r>
+      <w:proofErr w:type="gramStart"/>
+      <w:r>
+        <w:rPr>
+          <w:lang w:val="en-US"/>
+        </w:rPr>
+        <w:t xml:space="preserve">  :</w:t>
+      </w:r>
+      <w:proofErr w:type="gramEnd"/>
+      <w:r>
+        <w:rPr>
+          <w:lang w:val="en-US"/>
+        </w:rPr>
+        <w:t xml:space="preserve"> 28.30     Min. </w:t>
+      </w:r>
+      <w:proofErr w:type="gramStart"/>
+      <w:r>
+        <w:rPr>
+          <w:lang w:val="en-US"/>
+        </w:rPr>
+        <w:t xml:space="preserve">  :</w:t>
+      </w:r>
+      <w:proofErr w:type="gramEnd"/>
+      <w:r>
+        <w:rPr>
+          <w:lang w:val="en-US"/>
+        </w:rPr>
+        <w:t xml:space="preserve"> 26.40   Min. </w:t>
+      </w:r>
+      <w:proofErr w:type="gramStart"/>
+      <w:r>
+        <w:rPr>
+          <w:lang w:val="en-US"/>
+        </w:rPr>
+        <w:t xml:space="preserve">  :</w:t>
+      </w:r>
+      <w:proofErr w:type="gramEnd"/>
+      <w:r>
+        <w:rPr>
+          <w:lang w:val="en-US"/>
+        </w:rPr>
+        <w:t xml:space="preserve"> 22.9     Min. </w:t>
+      </w:r>
+      <w:proofErr w:type="gramStart"/>
+      <w:r>
+        <w:rPr>
+          <w:lang w:val="en-US"/>
+        </w:rPr>
+        <w:t xml:space="preserve">  :</w:t>
+      </w:r>
+      <w:proofErr w:type="gramEnd"/>
+      <w:r>
+        <w:rPr>
+          <w:lang w:val="en-US"/>
+        </w:rPr>
+        <w:t xml:space="preserve"> 27.90  </w:t>
       </w:r>
     </w:p>
     <w:p>
@@ -2487,8 +4241,45 @@
         </w:rPr>
         <w:t xml:space="preserve"> </w:t>
       </w:r>
-      <w:r>
-        <w:t xml:space="preserve">Median : 86.60    Median : 92.50     Median : 94.10   Median : 95.3     Median : 94.00  </w:t>
+      <w:proofErr w:type="gramStart"/>
+      <w:r>
+        <w:t>Median :</w:t>
+      </w:r>
+      <w:proofErr w:type="gramEnd"/>
+      <w:r>
+        <w:t xml:space="preserve"> 86.60    </w:t>
+      </w:r>
+      <w:proofErr w:type="gramStart"/>
+      <w:r>
+        <w:t>Median :</w:t>
+      </w:r>
+      <w:proofErr w:type="gramEnd"/>
+      <w:r>
+        <w:t xml:space="preserve"> 92.50     </w:t>
+      </w:r>
+      <w:proofErr w:type="gramStart"/>
+      <w:r>
+        <w:t>Median :</w:t>
+      </w:r>
+      <w:proofErr w:type="gramEnd"/>
+      <w:r>
+        <w:t xml:space="preserve"> 94.10   </w:t>
+      </w:r>
+      <w:proofErr w:type="gramStart"/>
+      <w:r>
+        <w:t>Median :</w:t>
+      </w:r>
+      <w:proofErr w:type="gramEnd"/>
+      <w:r>
+        <w:t xml:space="preserve"> 95.3     </w:t>
+      </w:r>
+      <w:proofErr w:type="gramStart"/>
+      <w:r>
+        <w:t>Median :</w:t>
+      </w:r>
+      <w:proofErr w:type="gramEnd"/>
+      <w:r>
+        <w:t xml:space="preserve"> 94.00  </w:t>
       </w:r>
     </w:p>
     <w:p>
@@ -2504,7 +4295,77 @@
         <w:rPr>
           <w:lang w:val="en-US"/>
         </w:rPr>
-        <w:t xml:space="preserve">Mean   : 76.09    Mean   : 83.04     Mean   : 84.67   Mean   : 86.0     Mean   : 84.69  </w:t>
+        <w:t xml:space="preserve">Mean </w:t>
+      </w:r>
+      <w:proofErr w:type="gramStart"/>
+      <w:r>
+        <w:rPr>
+          <w:lang w:val="en-US"/>
+        </w:rPr>
+        <w:t xml:space="preserve">  :</w:t>
+      </w:r>
+      <w:proofErr w:type="gramEnd"/>
+      <w:r>
+        <w:rPr>
+          <w:lang w:val="en-US"/>
+        </w:rPr>
+        <w:t xml:space="preserve"> 76.09    Mean </w:t>
+      </w:r>
+      <w:proofErr w:type="gramStart"/>
+      <w:r>
+        <w:rPr>
+          <w:lang w:val="en-US"/>
+        </w:rPr>
+        <w:t xml:space="preserve">  :</w:t>
+      </w:r>
+      <w:proofErr w:type="gramEnd"/>
+      <w:r>
+        <w:rPr>
+          <w:lang w:val="en-US"/>
+        </w:rPr>
+        <w:t xml:space="preserve"> 83.04     Mean </w:t>
+      </w:r>
+      <w:proofErr w:type="gramStart"/>
+      <w:r>
+        <w:rPr>
+          <w:lang w:val="en-US"/>
+        </w:rPr>
+        <w:t xml:space="preserve">  :</w:t>
+      </w:r>
+      <w:proofErr w:type="gramEnd"/>
+      <w:r>
+        <w:rPr>
+          <w:lang w:val="en-US"/>
+        </w:rPr>
+        <w:t xml:space="preserve"> 84.67   Mean </w:t>
+      </w:r>
+      <w:proofErr w:type="gramStart"/>
+      <w:r>
+        <w:rPr>
+          <w:lang w:val="en-US"/>
+        </w:rPr>
+        <w:t xml:space="preserve">  :</w:t>
+      </w:r>
+      <w:proofErr w:type="gramEnd"/>
+      <w:r>
+        <w:rPr>
+          <w:lang w:val="en-US"/>
+        </w:rPr>
+        <w:t xml:space="preserve"> 86.0     Mean </w:t>
+      </w:r>
+      <w:proofErr w:type="gramStart"/>
+      <w:r>
+        <w:rPr>
+          <w:lang w:val="en-US"/>
+        </w:rPr>
+        <w:t xml:space="preserve">  :</w:t>
+      </w:r>
+      <w:proofErr w:type="gramEnd"/>
+      <w:r>
+        <w:rPr>
+          <w:lang w:val="en-US"/>
+        </w:rPr>
+        <w:t xml:space="preserve"> 84.69  </w:t>
       </w:r>
     </w:p>
     <w:p>
@@ -2569,7 +4430,63 @@
         <w:rPr>
           <w:lang w:val="en-US"/>
         </w:rPr>
-        <w:t xml:space="preserve"> Min.   : 31.10               Min.   : 29.80    Min.   : 31.10   Min.   : 27.20  </w:t>
+        <w:t xml:space="preserve"> Min. </w:t>
+      </w:r>
+      <w:proofErr w:type="gramStart"/>
+      <w:r>
+        <w:rPr>
+          <w:lang w:val="en-US"/>
+        </w:rPr>
+        <w:t xml:space="preserve">  :</w:t>
+      </w:r>
+      <w:proofErr w:type="gramEnd"/>
+      <w:r>
+        <w:rPr>
+          <w:lang w:val="en-US"/>
+        </w:rPr>
+        <w:t xml:space="preserve"> 31.10               Min. </w:t>
+      </w:r>
+      <w:proofErr w:type="gramStart"/>
+      <w:r>
+        <w:rPr>
+          <w:lang w:val="en-US"/>
+        </w:rPr>
+        <w:t xml:space="preserve">  :</w:t>
+      </w:r>
+      <w:proofErr w:type="gramEnd"/>
+      <w:r>
+        <w:rPr>
+          <w:lang w:val="en-US"/>
+        </w:rPr>
+        <w:t xml:space="preserve"> 29.80    Min. </w:t>
+      </w:r>
+      <w:proofErr w:type="gramStart"/>
+      <w:r>
+        <w:rPr>
+          <w:lang w:val="en-US"/>
+        </w:rPr>
+        <w:t xml:space="preserve">  :</w:t>
+      </w:r>
+      <w:proofErr w:type="gramEnd"/>
+      <w:r>
+        <w:rPr>
+          <w:lang w:val="en-US"/>
+        </w:rPr>
+        <w:t xml:space="preserve"> 31.10   Min. </w:t>
+      </w:r>
+      <w:proofErr w:type="gramStart"/>
+      <w:r>
+        <w:rPr>
+          <w:lang w:val="en-US"/>
+        </w:rPr>
+        <w:t xml:space="preserve">  :</w:t>
+      </w:r>
+      <w:proofErr w:type="gramEnd"/>
+      <w:r>
+        <w:rPr>
+          <w:lang w:val="en-US"/>
+        </w:rPr>
+        <w:t xml:space="preserve"> 27.20  </w:t>
       </w:r>
     </w:p>
     <w:p>
@@ -2595,20 +4512,132 @@
         <w:rPr>
           <w:lang w:val="en-US"/>
         </w:rPr>
-        <w:t xml:space="preserve"> Median : 92.20               Median : 93.90    Median : 86.00   Median : 87.50  </w:t>
-      </w:r>
-    </w:p>
-    <w:p>
-      <w:pPr>
-        <w:rPr>
-          <w:lang w:val="en-US"/>
-        </w:rPr>
-      </w:pPr>
-      <w:r>
-        <w:rPr>
-          <w:lang w:val="en-US"/>
-        </w:rPr>
-        <w:t xml:space="preserve"> Mean   : 82.74               Mean   : 84.42    Mean   : 78.12   Mean   : 79.56  </w:t>
+        <w:t xml:space="preserve"> </w:t>
+      </w:r>
+      <w:proofErr w:type="gramStart"/>
+      <w:r>
+        <w:rPr>
+          <w:lang w:val="en-US"/>
+        </w:rPr>
+        <w:t>Median :</w:t>
+      </w:r>
+      <w:proofErr w:type="gramEnd"/>
+      <w:r>
+        <w:rPr>
+          <w:lang w:val="en-US"/>
+        </w:rPr>
+        <w:t xml:space="preserve"> 92.20               </w:t>
+      </w:r>
+      <w:proofErr w:type="gramStart"/>
+      <w:r>
+        <w:rPr>
+          <w:lang w:val="en-US"/>
+        </w:rPr>
+        <w:t>Median :</w:t>
+      </w:r>
+      <w:proofErr w:type="gramEnd"/>
+      <w:r>
+        <w:rPr>
+          <w:lang w:val="en-US"/>
+        </w:rPr>
+        <w:t xml:space="preserve"> 93.90    </w:t>
+      </w:r>
+      <w:proofErr w:type="gramStart"/>
+      <w:r>
+        <w:rPr>
+          <w:lang w:val="en-US"/>
+        </w:rPr>
+        <w:t>Median :</w:t>
+      </w:r>
+      <w:proofErr w:type="gramEnd"/>
+      <w:r>
+        <w:rPr>
+          <w:lang w:val="en-US"/>
+        </w:rPr>
+        <w:t xml:space="preserve"> 86.00   </w:t>
+      </w:r>
+      <w:proofErr w:type="gramStart"/>
+      <w:r>
+        <w:rPr>
+          <w:lang w:val="en-US"/>
+        </w:rPr>
+        <w:t>Median :</w:t>
+      </w:r>
+      <w:proofErr w:type="gramEnd"/>
+      <w:r>
+        <w:rPr>
+          <w:lang w:val="en-US"/>
+        </w:rPr>
+        <w:t xml:space="preserve"> 87.50  </w:t>
+      </w:r>
+    </w:p>
+    <w:p>
+      <w:pPr>
+        <w:rPr>
+          <w:lang w:val="en-US"/>
+        </w:rPr>
+      </w:pPr>
+      <w:r>
+        <w:rPr>
+          <w:lang w:val="en-US"/>
+        </w:rPr>
+        <w:t xml:space="preserve"> Mean </w:t>
+      </w:r>
+      <w:proofErr w:type="gramStart"/>
+      <w:r>
+        <w:rPr>
+          <w:lang w:val="en-US"/>
+        </w:rPr>
+        <w:t xml:space="preserve">  :</w:t>
+      </w:r>
+      <w:proofErr w:type="gramEnd"/>
+      <w:r>
+        <w:rPr>
+          <w:lang w:val="en-US"/>
+        </w:rPr>
+        <w:t xml:space="preserve"> 82.74               Mean </w:t>
+      </w:r>
+      <w:proofErr w:type="gramStart"/>
+      <w:r>
+        <w:rPr>
+          <w:lang w:val="en-US"/>
+        </w:rPr>
+        <w:t xml:space="preserve">  :</w:t>
+      </w:r>
+      <w:proofErr w:type="gramEnd"/>
+      <w:r>
+        <w:rPr>
+          <w:lang w:val="en-US"/>
+        </w:rPr>
+        <w:t xml:space="preserve"> 84.42    Mean </w:t>
+      </w:r>
+      <w:proofErr w:type="gramStart"/>
+      <w:r>
+        <w:rPr>
+          <w:lang w:val="en-US"/>
+        </w:rPr>
+        <w:t xml:space="preserve">  :</w:t>
+      </w:r>
+      <w:proofErr w:type="gramEnd"/>
+      <w:r>
+        <w:rPr>
+          <w:lang w:val="en-US"/>
+        </w:rPr>
+        <w:t xml:space="preserve"> 78.12   Mean </w:t>
+      </w:r>
+      <w:proofErr w:type="gramStart"/>
+      <w:r>
+        <w:rPr>
+          <w:lang w:val="en-US"/>
+        </w:rPr>
+        <w:t xml:space="preserve">  :</w:t>
+      </w:r>
+      <w:proofErr w:type="gramEnd"/>
+      <w:r>
+        <w:rPr>
+          <w:lang w:val="en-US"/>
+        </w:rPr>
+        <w:t xml:space="preserve"> 79.56  </w:t>
       </w:r>
     </w:p>
     <w:p>
@@ -2660,20 +4689,62 @@
         <w:rPr>
           <w:lang w:val="en-US"/>
         </w:rPr>
-        <w:t xml:space="preserve"> Other clothing   Services related to clothing  Medical care  </w:t>
-      </w:r>
-    </w:p>
-    <w:p>
-      <w:pPr>
-        <w:rPr>
-          <w:lang w:val="en-US"/>
-        </w:rPr>
-      </w:pPr>
-      <w:r>
-        <w:rPr>
-          <w:lang w:val="en-US"/>
-        </w:rPr>
-        <w:t xml:space="preserve"> Min.   : 38.40   Min.   : 24.2                Min.   :37.90  </w:t>
+        <w:t xml:space="preserve"> Other clothing   Services related to </w:t>
+      </w:r>
+      <w:proofErr w:type="gramStart"/>
+      <w:r>
+        <w:rPr>
+          <w:lang w:val="en-US"/>
+        </w:rPr>
+        <w:t>clothing  Medical</w:t>
+      </w:r>
+      <w:proofErr w:type="gramEnd"/>
+      <w:r>
+        <w:rPr>
+          <w:lang w:val="en-US"/>
+        </w:rPr>
+        <w:t xml:space="preserve"> care  </w:t>
+      </w:r>
+    </w:p>
+    <w:p>
+      <w:pPr>
+        <w:rPr>
+          <w:lang w:val="en-US"/>
+        </w:rPr>
+      </w:pPr>
+      <w:r>
+        <w:rPr>
+          <w:lang w:val="en-US"/>
+        </w:rPr>
+        <w:t xml:space="preserve"> Min. </w:t>
+      </w:r>
+      <w:proofErr w:type="gramStart"/>
+      <w:r>
+        <w:rPr>
+          <w:lang w:val="en-US"/>
+        </w:rPr>
+        <w:t xml:space="preserve">  :</w:t>
+      </w:r>
+      <w:proofErr w:type="gramEnd"/>
+      <w:r>
+        <w:rPr>
+          <w:lang w:val="en-US"/>
+        </w:rPr>
+        <w:t xml:space="preserve"> 38.40   Min. </w:t>
+      </w:r>
+      <w:proofErr w:type="gramStart"/>
+      <w:r>
+        <w:rPr>
+          <w:lang w:val="en-US"/>
+        </w:rPr>
+        <w:t xml:space="preserve">  :</w:t>
+      </w:r>
+      <w:proofErr w:type="gramEnd"/>
+      <w:r>
+        <w:rPr>
+          <w:lang w:val="en-US"/>
+        </w:rPr>
+        <w:t xml:space="preserve"> 24.2                Min.   :37.90  </w:t>
       </w:r>
     </w:p>
     <w:p>
@@ -2699,20 +4770,76 @@
         <w:rPr>
           <w:lang w:val="en-US"/>
         </w:rPr>
-        <w:t xml:space="preserve"> Median : 97.50   Median : 81.5                Median :86.00  </w:t>
-      </w:r>
-    </w:p>
-    <w:p>
-      <w:pPr>
-        <w:rPr>
-          <w:lang w:val="en-US"/>
-        </w:rPr>
-      </w:pPr>
-      <w:r>
-        <w:rPr>
-          <w:lang w:val="en-US"/>
-        </w:rPr>
-        <w:t xml:space="preserve"> Mean   : 89.23   Mean   : 74.5                Mean   :81.98  </w:t>
+        <w:t xml:space="preserve"> </w:t>
+      </w:r>
+      <w:proofErr w:type="gramStart"/>
+      <w:r>
+        <w:rPr>
+          <w:lang w:val="en-US"/>
+        </w:rPr>
+        <w:t>Median :</w:t>
+      </w:r>
+      <w:proofErr w:type="gramEnd"/>
+      <w:r>
+        <w:rPr>
+          <w:lang w:val="en-US"/>
+        </w:rPr>
+        <w:t xml:space="preserve"> 97.50   </w:t>
+      </w:r>
+      <w:proofErr w:type="gramStart"/>
+      <w:r>
+        <w:rPr>
+          <w:lang w:val="en-US"/>
+        </w:rPr>
+        <w:t>Median :</w:t>
+      </w:r>
+      <w:proofErr w:type="gramEnd"/>
+      <w:r>
+        <w:rPr>
+          <w:lang w:val="en-US"/>
+        </w:rPr>
+        <w:t xml:space="preserve"> 81.5                Median :86.00  </w:t>
+      </w:r>
+    </w:p>
+    <w:p>
+      <w:pPr>
+        <w:rPr>
+          <w:lang w:val="en-US"/>
+        </w:rPr>
+      </w:pPr>
+      <w:r>
+        <w:rPr>
+          <w:lang w:val="en-US"/>
+        </w:rPr>
+        <w:t xml:space="preserve"> Mean </w:t>
+      </w:r>
+      <w:proofErr w:type="gramStart"/>
+      <w:r>
+        <w:rPr>
+          <w:lang w:val="en-US"/>
+        </w:rPr>
+        <w:t xml:space="preserve">  :</w:t>
+      </w:r>
+      <w:proofErr w:type="gramEnd"/>
+      <w:r>
+        <w:rPr>
+          <w:lang w:val="en-US"/>
+        </w:rPr>
+        <w:t xml:space="preserve"> 89.23   Mean </w:t>
+      </w:r>
+      <w:proofErr w:type="gramStart"/>
+      <w:r>
+        <w:rPr>
+          <w:lang w:val="en-US"/>
+        </w:rPr>
+        <w:t xml:space="preserve">  :</w:t>
+      </w:r>
+      <w:proofErr w:type="gramEnd"/>
+      <w:r>
+        <w:rPr>
+          <w:lang w:val="en-US"/>
+        </w:rPr>
+        <w:t xml:space="preserve"> 74.5                Mean   :81.98  </w:t>
       </w:r>
     </w:p>
     <w:p>
@@ -2764,20 +4891,90 @@
         <w:rPr>
           <w:lang w:val="en-US"/>
         </w:rPr>
-        <w:t xml:space="preserve"> Medicines &amp; health fortification Medical supplies &amp; appliances Medical services</w:t>
-      </w:r>
-    </w:p>
-    <w:p>
-      <w:pPr>
-        <w:rPr>
-          <w:lang w:val="en-US"/>
-        </w:rPr>
-      </w:pPr>
-      <w:r>
-        <w:rPr>
-          <w:lang w:val="en-US"/>
-        </w:rPr>
-        <w:t xml:space="preserve"> Min.   : 49.00                   Min.   : 52.4                 Min.   : 27.10  </w:t>
+        <w:t xml:space="preserve"> Medicines &amp; health fortification </w:t>
+      </w:r>
+      <w:proofErr w:type="gramStart"/>
+      <w:r>
+        <w:rPr>
+          <w:lang w:val="en-US"/>
+        </w:rPr>
+        <w:t>Medical</w:t>
+      </w:r>
+      <w:proofErr w:type="gramEnd"/>
+      <w:r>
+        <w:rPr>
+          <w:lang w:val="en-US"/>
+        </w:rPr>
+        <w:t xml:space="preserve"> supplies &amp; appliances </w:t>
+      </w:r>
+      <w:proofErr w:type="gramStart"/>
+      <w:r>
+        <w:rPr>
+          <w:lang w:val="en-US"/>
+        </w:rPr>
+        <w:t>Medical</w:t>
+      </w:r>
+      <w:proofErr w:type="gramEnd"/>
+      <w:r>
+        <w:rPr>
+          <w:lang w:val="en-US"/>
+        </w:rPr>
+        <w:t xml:space="preserve"> services</w:t>
+      </w:r>
+    </w:p>
+    <w:p>
+      <w:pPr>
+        <w:rPr>
+          <w:lang w:val="en-US"/>
+        </w:rPr>
+      </w:pPr>
+      <w:r>
+        <w:rPr>
+          <w:lang w:val="en-US"/>
+        </w:rPr>
+        <w:t xml:space="preserve"> Min. </w:t>
+      </w:r>
+      <w:proofErr w:type="gramStart"/>
+      <w:r>
+        <w:rPr>
+          <w:lang w:val="en-US"/>
+        </w:rPr>
+        <w:t xml:space="preserve">  :</w:t>
+      </w:r>
+      <w:proofErr w:type="gramEnd"/>
+      <w:r>
+        <w:rPr>
+          <w:lang w:val="en-US"/>
+        </w:rPr>
+        <w:t xml:space="preserve"> 49.00                   Min. </w:t>
+      </w:r>
+      <w:proofErr w:type="gramStart"/>
+      <w:r>
+        <w:rPr>
+          <w:lang w:val="en-US"/>
+        </w:rPr>
+        <w:t xml:space="preserve">  :</w:t>
+      </w:r>
+      <w:proofErr w:type="gramEnd"/>
+      <w:r>
+        <w:rPr>
+          <w:lang w:val="en-US"/>
+        </w:rPr>
+        <w:t xml:space="preserve"> 52.4                 Min. </w:t>
+      </w:r>
+      <w:proofErr w:type="gramStart"/>
+      <w:r>
+        <w:rPr>
+          <w:lang w:val="en-US"/>
+        </w:rPr>
+        <w:t xml:space="preserve">  :</w:t>
+      </w:r>
+      <w:proofErr w:type="gramEnd"/>
+      <w:r>
+        <w:rPr>
+          <w:lang w:val="en-US"/>
+        </w:rPr>
+        <w:t xml:space="preserve"> 27.10  </w:t>
       </w:r>
     </w:p>
     <w:p>
@@ -2803,20 +5000,62 @@
         <w:rPr>
           <w:lang w:val="en-US"/>
         </w:rPr>
-        <w:t xml:space="preserve"> Median :100.60                   Median :108.6                 Median : 65.50  </w:t>
-      </w:r>
-    </w:p>
-    <w:p>
-      <w:pPr>
-        <w:rPr>
-          <w:lang w:val="en-US"/>
-        </w:rPr>
-      </w:pPr>
-      <w:r>
-        <w:rPr>
-          <w:lang w:val="en-US"/>
-        </w:rPr>
-        <w:t xml:space="preserve"> Mean   : 95.24                   Mean   :109.7                 Mean   : 69.33  </w:t>
+        <w:t xml:space="preserve"> Median :100.60                   Median :108.6                 </w:t>
+      </w:r>
+      <w:proofErr w:type="gramStart"/>
+      <w:r>
+        <w:rPr>
+          <w:lang w:val="en-US"/>
+        </w:rPr>
+        <w:t>Median :</w:t>
+      </w:r>
+      <w:proofErr w:type="gramEnd"/>
+      <w:r>
+        <w:rPr>
+          <w:lang w:val="en-US"/>
+        </w:rPr>
+        <w:t xml:space="preserve"> 65.50  </w:t>
+      </w:r>
+    </w:p>
+    <w:p>
+      <w:pPr>
+        <w:rPr>
+          <w:lang w:val="en-US"/>
+        </w:rPr>
+      </w:pPr>
+      <w:r>
+        <w:rPr>
+          <w:lang w:val="en-US"/>
+        </w:rPr>
+        <w:t xml:space="preserve"> Mean </w:t>
+      </w:r>
+      <w:proofErr w:type="gramStart"/>
+      <w:r>
+        <w:rPr>
+          <w:lang w:val="en-US"/>
+        </w:rPr>
+        <w:t xml:space="preserve">  :</w:t>
+      </w:r>
+      <w:proofErr w:type="gramEnd"/>
+      <w:r>
+        <w:rPr>
+          <w:lang w:val="en-US"/>
+        </w:rPr>
+        <w:t xml:space="preserve"> 95.24                   Mean   :109.7                 Mean </w:t>
+      </w:r>
+      <w:proofErr w:type="gramStart"/>
+      <w:r>
+        <w:rPr>
+          <w:lang w:val="en-US"/>
+        </w:rPr>
+        <w:t xml:space="preserve">  :</w:t>
+      </w:r>
+      <w:proofErr w:type="gramEnd"/>
+      <w:r>
+        <w:rPr>
+          <w:lang w:val="en-US"/>
+        </w:rPr>
+        <w:t xml:space="preserve"> 69.33  </w:t>
       </w:r>
     </w:p>
     <w:p>
@@ -2868,20 +5107,76 @@
         <w:rPr>
           <w:lang w:val="en-US"/>
         </w:rPr>
-        <w:t xml:space="preserve"> Transportation &amp; communication Public transportation Private transportation</w:t>
-      </w:r>
-    </w:p>
-    <w:p>
-      <w:pPr>
-        <w:rPr>
-          <w:lang w:val="en-US"/>
-        </w:rPr>
-      </w:pPr>
-      <w:r>
-        <w:rPr>
-          <w:lang w:val="en-US"/>
-        </w:rPr>
-        <w:t xml:space="preserve"> Min.   : 40.00                 Min.   : 19.80        Min.   : 46.50        </w:t>
+        <w:t xml:space="preserve"> Transportation &amp; communication </w:t>
+      </w:r>
+      <w:proofErr w:type="gramStart"/>
+      <w:r>
+        <w:rPr>
+          <w:lang w:val="en-US"/>
+        </w:rPr>
+        <w:t>Public</w:t>
+      </w:r>
+      <w:proofErr w:type="gramEnd"/>
+      <w:r>
+        <w:rPr>
+          <w:lang w:val="en-US"/>
+        </w:rPr>
+        <w:t xml:space="preserve"> transportation Private transportation</w:t>
+      </w:r>
+    </w:p>
+    <w:p>
+      <w:pPr>
+        <w:rPr>
+          <w:lang w:val="en-US"/>
+        </w:rPr>
+      </w:pPr>
+      <w:r>
+        <w:rPr>
+          <w:lang w:val="en-US"/>
+        </w:rPr>
+        <w:t xml:space="preserve"> Min. </w:t>
+      </w:r>
+      <w:proofErr w:type="gramStart"/>
+      <w:r>
+        <w:rPr>
+          <w:lang w:val="en-US"/>
+        </w:rPr>
+        <w:t xml:space="preserve">  :</w:t>
+      </w:r>
+      <w:proofErr w:type="gramEnd"/>
+      <w:r>
+        <w:rPr>
+          <w:lang w:val="en-US"/>
+        </w:rPr>
+        <w:t xml:space="preserve"> 40.00                 Min. </w:t>
+      </w:r>
+      <w:proofErr w:type="gramStart"/>
+      <w:r>
+        <w:rPr>
+          <w:lang w:val="en-US"/>
+        </w:rPr>
+        <w:t xml:space="preserve">  :</w:t>
+      </w:r>
+      <w:proofErr w:type="gramEnd"/>
+      <w:r>
+        <w:rPr>
+          <w:lang w:val="en-US"/>
+        </w:rPr>
+        <w:t xml:space="preserve"> 19.80        Min. </w:t>
+      </w:r>
+      <w:proofErr w:type="gramStart"/>
+      <w:r>
+        <w:rPr>
+          <w:lang w:val="en-US"/>
+        </w:rPr>
+        <w:t xml:space="preserve">  :</w:t>
+      </w:r>
+      <w:proofErr w:type="gramEnd"/>
+      <w:r>
+        <w:rPr>
+          <w:lang w:val="en-US"/>
+        </w:rPr>
+        <w:t xml:space="preserve"> 46.50        </w:t>
       </w:r>
     </w:p>
     <w:p>
@@ -2907,20 +5202,104 @@
         <w:rPr>
           <w:lang w:val="en-US"/>
         </w:rPr>
-        <w:t xml:space="preserve"> Median : 99.30                 Median : 87.60        Median : 94.70        </w:t>
-      </w:r>
-    </w:p>
-    <w:p>
-      <w:pPr>
-        <w:rPr>
-          <w:lang w:val="en-US"/>
-        </w:rPr>
-      </w:pPr>
-      <w:r>
-        <w:rPr>
-          <w:lang w:val="en-US"/>
-        </w:rPr>
-        <w:t xml:space="preserve"> Mean   : 92.21                 Mean   : 76.12        Mean   : 90.62        </w:t>
+        <w:t xml:space="preserve"> </w:t>
+      </w:r>
+      <w:proofErr w:type="gramStart"/>
+      <w:r>
+        <w:rPr>
+          <w:lang w:val="en-US"/>
+        </w:rPr>
+        <w:t>Median :</w:t>
+      </w:r>
+      <w:proofErr w:type="gramEnd"/>
+      <w:r>
+        <w:rPr>
+          <w:lang w:val="en-US"/>
+        </w:rPr>
+        <w:t xml:space="preserve"> 99.30                 </w:t>
+      </w:r>
+      <w:proofErr w:type="gramStart"/>
+      <w:r>
+        <w:rPr>
+          <w:lang w:val="en-US"/>
+        </w:rPr>
+        <w:t>Median :</w:t>
+      </w:r>
+      <w:proofErr w:type="gramEnd"/>
+      <w:r>
+        <w:rPr>
+          <w:lang w:val="en-US"/>
+        </w:rPr>
+        <w:t xml:space="preserve"> 87.60        </w:t>
+      </w:r>
+      <w:proofErr w:type="gramStart"/>
+      <w:r>
+        <w:rPr>
+          <w:lang w:val="en-US"/>
+        </w:rPr>
+        <w:t>Median :</w:t>
+      </w:r>
+      <w:proofErr w:type="gramEnd"/>
+      <w:r>
+        <w:rPr>
+          <w:lang w:val="en-US"/>
+        </w:rPr>
+        <w:t xml:space="preserve"> 94.70        </w:t>
+      </w:r>
+    </w:p>
+    <w:p>
+      <w:pPr>
+        <w:rPr>
+          <w:lang w:val="en-US"/>
+        </w:rPr>
+      </w:pPr>
+      <w:r>
+        <w:rPr>
+          <w:lang w:val="en-US"/>
+        </w:rPr>
+        <w:t xml:space="preserve"> Mean </w:t>
+      </w:r>
+      <w:proofErr w:type="gramStart"/>
+      <w:r>
+        <w:rPr>
+          <w:lang w:val="en-US"/>
+        </w:rPr>
+        <w:t xml:space="preserve">  :</w:t>
+      </w:r>
+      <w:proofErr w:type="gramEnd"/>
+      <w:r>
+        <w:rPr>
+          <w:lang w:val="en-US"/>
+        </w:rPr>
+        <w:t xml:space="preserve"> 92.21                 Mean </w:t>
+      </w:r>
+      <w:proofErr w:type="gramStart"/>
+      <w:r>
+        <w:rPr>
+          <w:lang w:val="en-US"/>
+        </w:rPr>
+        <w:t xml:space="preserve">  :</w:t>
+      </w:r>
+      <w:proofErr w:type="gramEnd"/>
+      <w:r>
+        <w:rPr>
+          <w:lang w:val="en-US"/>
+        </w:rPr>
+        <w:t xml:space="preserve"> 76.12        Mean </w:t>
+      </w:r>
+      <w:proofErr w:type="gramStart"/>
+      <w:r>
+        <w:rPr>
+          <w:lang w:val="en-US"/>
+        </w:rPr>
+        <w:t xml:space="preserve">  :</w:t>
+      </w:r>
+      <w:proofErr w:type="gramEnd"/>
+      <w:r>
+        <w:rPr>
+          <w:lang w:val="en-US"/>
+        </w:rPr>
+        <w:t xml:space="preserve"> 90.62        </w:t>
       </w:r>
     </w:p>
     <w:p>
@@ -2985,7 +5364,49 @@
         <w:rPr>
           <w:lang w:val="en-US"/>
         </w:rPr>
-        <w:t xml:space="preserve"> Min.   : 69.6   Min.   : 15.20   Min.   : 14.20  </w:t>
+        <w:t xml:space="preserve"> Min. </w:t>
+      </w:r>
+      <w:proofErr w:type="gramStart"/>
+      <w:r>
+        <w:rPr>
+          <w:lang w:val="en-US"/>
+        </w:rPr>
+        <w:t xml:space="preserve">  :</w:t>
+      </w:r>
+      <w:proofErr w:type="gramEnd"/>
+      <w:r>
+        <w:rPr>
+          <w:lang w:val="en-US"/>
+        </w:rPr>
+        <w:t xml:space="preserve"> 69.6   Min. </w:t>
+      </w:r>
+      <w:proofErr w:type="gramStart"/>
+      <w:r>
+        <w:rPr>
+          <w:lang w:val="en-US"/>
+        </w:rPr>
+        <w:t xml:space="preserve">  :</w:t>
+      </w:r>
+      <w:proofErr w:type="gramEnd"/>
+      <w:r>
+        <w:rPr>
+          <w:lang w:val="en-US"/>
+        </w:rPr>
+        <w:t xml:space="preserve"> 15.20   Min. </w:t>
+      </w:r>
+      <w:proofErr w:type="gramStart"/>
+      <w:r>
+        <w:rPr>
+          <w:lang w:val="en-US"/>
+        </w:rPr>
+        <w:t xml:space="preserve">  :</w:t>
+      </w:r>
+      <w:proofErr w:type="gramEnd"/>
+      <w:r>
+        <w:rPr>
+          <w:lang w:val="en-US"/>
+        </w:rPr>
+        <w:t xml:space="preserve"> 14.20  </w:t>
       </w:r>
     </w:p>
     <w:p>
@@ -3011,20 +5432,62 @@
         <w:rPr>
           <w:lang w:val="en-US"/>
         </w:rPr>
-        <w:t xml:space="preserve"> Median :128.4   Median : 99.80   Median :103.40  </w:t>
-      </w:r>
-    </w:p>
-    <w:p>
-      <w:pPr>
-        <w:rPr>
-          <w:lang w:val="en-US"/>
-        </w:rPr>
-      </w:pPr>
-      <w:r>
-        <w:rPr>
-          <w:lang w:val="en-US"/>
-        </w:rPr>
-        <w:t xml:space="preserve"> Mean   :128.8   Mean   : 83.25   Mean   : 90.04  </w:t>
+        <w:t xml:space="preserve"> Median :128.4   </w:t>
+      </w:r>
+      <w:proofErr w:type="gramStart"/>
+      <w:r>
+        <w:rPr>
+          <w:lang w:val="en-US"/>
+        </w:rPr>
+        <w:t>Median :</w:t>
+      </w:r>
+      <w:proofErr w:type="gramEnd"/>
+      <w:r>
+        <w:rPr>
+          <w:lang w:val="en-US"/>
+        </w:rPr>
+        <w:t xml:space="preserve"> 99.80   Median :103.40  </w:t>
+      </w:r>
+    </w:p>
+    <w:p>
+      <w:pPr>
+        <w:rPr>
+          <w:lang w:val="en-US"/>
+        </w:rPr>
+      </w:pPr>
+      <w:r>
+        <w:rPr>
+          <w:lang w:val="en-US"/>
+        </w:rPr>
+        <w:t xml:space="preserve"> Mean   :128.8   Mean </w:t>
+      </w:r>
+      <w:proofErr w:type="gramStart"/>
+      <w:r>
+        <w:rPr>
+          <w:lang w:val="en-US"/>
+        </w:rPr>
+        <w:t xml:space="preserve">  :</w:t>
+      </w:r>
+      <w:proofErr w:type="gramEnd"/>
+      <w:r>
+        <w:rPr>
+          <w:lang w:val="en-US"/>
+        </w:rPr>
+        <w:t xml:space="preserve"> 83.25   Mean </w:t>
+      </w:r>
+      <w:proofErr w:type="gramStart"/>
+      <w:r>
+        <w:rPr>
+          <w:lang w:val="en-US"/>
+        </w:rPr>
+        <w:t xml:space="preserve">  :</w:t>
+      </w:r>
+      <w:proofErr w:type="gramEnd"/>
+      <w:r>
+        <w:rPr>
+          <w:lang w:val="en-US"/>
+        </w:rPr>
+        <w:t xml:space="preserve"> 90.04  </w:t>
       </w:r>
     </w:p>
     <w:p>
@@ -3089,7 +5552,49 @@
         <w:rPr>
           <w:lang w:val="en-US"/>
         </w:rPr>
-        <w:t xml:space="preserve"> Min.   : 26.60                               Min.   : 29.60   Min.   : 39.00      </w:t>
+        <w:t xml:space="preserve"> Min. </w:t>
+      </w:r>
+      <w:proofErr w:type="gramStart"/>
+      <w:r>
+        <w:rPr>
+          <w:lang w:val="en-US"/>
+        </w:rPr>
+        <w:t xml:space="preserve">  :</w:t>
+      </w:r>
+      <w:proofErr w:type="gramEnd"/>
+      <w:r>
+        <w:rPr>
+          <w:lang w:val="en-US"/>
+        </w:rPr>
+        <w:t xml:space="preserve"> 26.60                               Min. </w:t>
+      </w:r>
+      <w:proofErr w:type="gramStart"/>
+      <w:r>
+        <w:rPr>
+          <w:lang w:val="en-US"/>
+        </w:rPr>
+        <w:t xml:space="preserve">  :</w:t>
+      </w:r>
+      <w:proofErr w:type="gramEnd"/>
+      <w:r>
+        <w:rPr>
+          <w:lang w:val="en-US"/>
+        </w:rPr>
+        <w:t xml:space="preserve"> 29.60   Min. </w:t>
+      </w:r>
+      <w:proofErr w:type="gramStart"/>
+      <w:r>
+        <w:rPr>
+          <w:lang w:val="en-US"/>
+        </w:rPr>
+        <w:t xml:space="preserve">  :</w:t>
+      </w:r>
+      <w:proofErr w:type="gramEnd"/>
+      <w:r>
+        <w:rPr>
+          <w:lang w:val="en-US"/>
+        </w:rPr>
+        <w:t xml:space="preserve"> 39.00      </w:t>
       </w:r>
     </w:p>
     <w:p>
@@ -3115,20 +5620,104 @@
         <w:rPr>
           <w:lang w:val="en-US"/>
         </w:rPr>
-        <w:t xml:space="preserve"> Median : 76.10                               Median : 85.20   Median : 99.90      </w:t>
-      </w:r>
-    </w:p>
-    <w:p>
-      <w:pPr>
-        <w:rPr>
-          <w:lang w:val="en-US"/>
-        </w:rPr>
-      </w:pPr>
-      <w:r>
-        <w:rPr>
-          <w:lang w:val="en-US"/>
-        </w:rPr>
-        <w:t xml:space="preserve"> Mean   : 72.88                               Mean   : 76.39   Mean   : 95.67      </w:t>
+        <w:t xml:space="preserve"> </w:t>
+      </w:r>
+      <w:proofErr w:type="gramStart"/>
+      <w:r>
+        <w:rPr>
+          <w:lang w:val="en-US"/>
+        </w:rPr>
+        <w:t>Median :</w:t>
+      </w:r>
+      <w:proofErr w:type="gramEnd"/>
+      <w:r>
+        <w:rPr>
+          <w:lang w:val="en-US"/>
+        </w:rPr>
+        <w:t xml:space="preserve"> 76.10                               </w:t>
+      </w:r>
+      <w:proofErr w:type="gramStart"/>
+      <w:r>
+        <w:rPr>
+          <w:lang w:val="en-US"/>
+        </w:rPr>
+        <w:t>Median :</w:t>
+      </w:r>
+      <w:proofErr w:type="gramEnd"/>
+      <w:r>
+        <w:rPr>
+          <w:lang w:val="en-US"/>
+        </w:rPr>
+        <w:t xml:space="preserve"> 85.20   </w:t>
+      </w:r>
+      <w:proofErr w:type="gramStart"/>
+      <w:r>
+        <w:rPr>
+          <w:lang w:val="en-US"/>
+        </w:rPr>
+        <w:t>Median :</w:t>
+      </w:r>
+      <w:proofErr w:type="gramEnd"/>
+      <w:r>
+        <w:rPr>
+          <w:lang w:val="en-US"/>
+        </w:rPr>
+        <w:t xml:space="preserve"> 99.90      </w:t>
+      </w:r>
+    </w:p>
+    <w:p>
+      <w:pPr>
+        <w:rPr>
+          <w:lang w:val="en-US"/>
+        </w:rPr>
+      </w:pPr>
+      <w:r>
+        <w:rPr>
+          <w:lang w:val="en-US"/>
+        </w:rPr>
+        <w:t xml:space="preserve"> Mean </w:t>
+      </w:r>
+      <w:proofErr w:type="gramStart"/>
+      <w:r>
+        <w:rPr>
+          <w:lang w:val="en-US"/>
+        </w:rPr>
+        <w:t xml:space="preserve">  :</w:t>
+      </w:r>
+      <w:proofErr w:type="gramEnd"/>
+      <w:r>
+        <w:rPr>
+          <w:lang w:val="en-US"/>
+        </w:rPr>
+        <w:t xml:space="preserve"> 72.88                               Mean </w:t>
+      </w:r>
+      <w:proofErr w:type="gramStart"/>
+      <w:r>
+        <w:rPr>
+          <w:lang w:val="en-US"/>
+        </w:rPr>
+        <w:t xml:space="preserve">  :</w:t>
+      </w:r>
+      <w:proofErr w:type="gramEnd"/>
+      <w:r>
+        <w:rPr>
+          <w:lang w:val="en-US"/>
+        </w:rPr>
+        <w:t xml:space="preserve"> 76.39   Mean </w:t>
+      </w:r>
+      <w:proofErr w:type="gramStart"/>
+      <w:r>
+        <w:rPr>
+          <w:lang w:val="en-US"/>
+        </w:rPr>
+        <w:t xml:space="preserve">  :</w:t>
+      </w:r>
+      <w:proofErr w:type="gramEnd"/>
+      <w:r>
+        <w:rPr>
+          <w:lang w:val="en-US"/>
+        </w:rPr>
+        <w:t xml:space="preserve"> 95.67      </w:t>
       </w:r>
     </w:p>
     <w:p>
@@ -3193,7 +5782,49 @@
         <w:rPr>
           <w:lang w:val="en-US"/>
         </w:rPr>
-        <w:t xml:space="preserve"> Min.   :  93.7             Min.   : 36.80     Min.   : 18.50                 </w:t>
+        <w:t xml:space="preserve"> Min. </w:t>
+      </w:r>
+      <w:proofErr w:type="gramStart"/>
+      <w:r>
+        <w:rPr>
+          <w:lang w:val="en-US"/>
+        </w:rPr>
+        <w:t xml:space="preserve">  :</w:t>
+      </w:r>
+      <w:proofErr w:type="gramEnd"/>
+      <w:r>
+        <w:rPr>
+          <w:lang w:val="en-US"/>
+        </w:rPr>
+        <w:t xml:space="preserve">  93.7             Min. </w:t>
+      </w:r>
+      <w:proofErr w:type="gramStart"/>
+      <w:r>
+        <w:rPr>
+          <w:lang w:val="en-US"/>
+        </w:rPr>
+        <w:t xml:space="preserve">  :</w:t>
+      </w:r>
+      <w:proofErr w:type="gramEnd"/>
+      <w:r>
+        <w:rPr>
+          <w:lang w:val="en-US"/>
+        </w:rPr>
+        <w:t xml:space="preserve"> 36.80     Min. </w:t>
+      </w:r>
+      <w:proofErr w:type="gramStart"/>
+      <w:r>
+        <w:rPr>
+          <w:lang w:val="en-US"/>
+        </w:rPr>
+        <w:t xml:space="preserve">  :</w:t>
+      </w:r>
+      <w:proofErr w:type="gramEnd"/>
+      <w:r>
+        <w:rPr>
+          <w:lang w:val="en-US"/>
+        </w:rPr>
+        <w:t xml:space="preserve"> 18.50                 </w:t>
       </w:r>
     </w:p>
     <w:p>
@@ -3219,20 +5850,76 @@
         <w:rPr>
           <w:lang w:val="en-US"/>
         </w:rPr>
-        <w:t xml:space="preserve"> Median :1145.9             Median : 95.00     Median : 84.30                 </w:t>
-      </w:r>
-    </w:p>
-    <w:p>
-      <w:pPr>
-        <w:rPr>
-          <w:lang w:val="en-US"/>
-        </w:rPr>
-      </w:pPr>
-      <w:r>
-        <w:rPr>
-          <w:lang w:val="en-US"/>
-        </w:rPr>
-        <w:t xml:space="preserve"> Mean   :1196.0             Mean   : 89.52     Mean   : 72.97                 </w:t>
+        <w:t xml:space="preserve"> Median :1145.9             </w:t>
+      </w:r>
+      <w:proofErr w:type="gramStart"/>
+      <w:r>
+        <w:rPr>
+          <w:lang w:val="en-US"/>
+        </w:rPr>
+        <w:t>Median :</w:t>
+      </w:r>
+      <w:proofErr w:type="gramEnd"/>
+      <w:r>
+        <w:rPr>
+          <w:lang w:val="en-US"/>
+        </w:rPr>
+        <w:t xml:space="preserve"> 95.00     </w:t>
+      </w:r>
+      <w:proofErr w:type="gramStart"/>
+      <w:r>
+        <w:rPr>
+          <w:lang w:val="en-US"/>
+        </w:rPr>
+        <w:t>Median :</w:t>
+      </w:r>
+      <w:proofErr w:type="gramEnd"/>
+      <w:r>
+        <w:rPr>
+          <w:lang w:val="en-US"/>
+        </w:rPr>
+        <w:t xml:space="preserve"> 84.30                 </w:t>
+      </w:r>
+    </w:p>
+    <w:p>
+      <w:pPr>
+        <w:rPr>
+          <w:lang w:val="en-US"/>
+        </w:rPr>
+      </w:pPr>
+      <w:r>
+        <w:rPr>
+          <w:lang w:val="en-US"/>
+        </w:rPr>
+        <w:t xml:space="preserve"> Mean   :1196.0             Mean </w:t>
+      </w:r>
+      <w:proofErr w:type="gramStart"/>
+      <w:r>
+        <w:rPr>
+          <w:lang w:val="en-US"/>
+        </w:rPr>
+        <w:t xml:space="preserve">  :</w:t>
+      </w:r>
+      <w:proofErr w:type="gramEnd"/>
+      <w:r>
+        <w:rPr>
+          <w:lang w:val="en-US"/>
+        </w:rPr>
+        <w:t xml:space="preserve"> 89.52     Mean </w:t>
+      </w:r>
+      <w:proofErr w:type="gramStart"/>
+      <w:r>
+        <w:rPr>
+          <w:lang w:val="en-US"/>
+        </w:rPr>
+        <w:t xml:space="preserve">  :</w:t>
+      </w:r>
+      <w:proofErr w:type="gramEnd"/>
+      <w:r>
+        <w:rPr>
+          <w:lang w:val="en-US"/>
+        </w:rPr>
+        <w:t xml:space="preserve"> 72.97                 </w:t>
       </w:r>
     </w:p>
     <w:p>
@@ -3297,7 +5984,63 @@
         <w:rPr>
           <w:lang w:val="en-US"/>
         </w:rPr>
-        <w:t xml:space="preserve"> Min.   : 24.50        Min.   : 28.40   Min.   : 15.5          Min.   : 67.60  </w:t>
+        <w:t xml:space="preserve"> Min. </w:t>
+      </w:r>
+      <w:proofErr w:type="gramStart"/>
+      <w:r>
+        <w:rPr>
+          <w:lang w:val="en-US"/>
+        </w:rPr>
+        <w:t xml:space="preserve">  :</w:t>
+      </w:r>
+      <w:proofErr w:type="gramEnd"/>
+      <w:r>
+        <w:rPr>
+          <w:lang w:val="en-US"/>
+        </w:rPr>
+        <w:t xml:space="preserve"> 24.50        Min. </w:t>
+      </w:r>
+      <w:proofErr w:type="gramStart"/>
+      <w:r>
+        <w:rPr>
+          <w:lang w:val="en-US"/>
+        </w:rPr>
+        <w:t xml:space="preserve">  :</w:t>
+      </w:r>
+      <w:proofErr w:type="gramEnd"/>
+      <w:r>
+        <w:rPr>
+          <w:lang w:val="en-US"/>
+        </w:rPr>
+        <w:t xml:space="preserve"> 28.40   Min. </w:t>
+      </w:r>
+      <w:proofErr w:type="gramStart"/>
+      <w:r>
+        <w:rPr>
+          <w:lang w:val="en-US"/>
+        </w:rPr>
+        <w:t xml:space="preserve">  :</w:t>
+      </w:r>
+      <w:proofErr w:type="gramEnd"/>
+      <w:r>
+        <w:rPr>
+          <w:lang w:val="en-US"/>
+        </w:rPr>
+        <w:t xml:space="preserve"> 15.5          Min. </w:t>
+      </w:r>
+      <w:proofErr w:type="gramStart"/>
+      <w:r>
+        <w:rPr>
+          <w:lang w:val="en-US"/>
+        </w:rPr>
+        <w:t xml:space="preserve">  :</w:t>
+      </w:r>
+      <w:proofErr w:type="gramEnd"/>
+      <w:r>
+        <w:rPr>
+          <w:lang w:val="en-US"/>
+        </w:rPr>
+        <w:t xml:space="preserve"> 67.60  </w:t>
       </w:r>
     </w:p>
     <w:p>
@@ -3323,20 +6066,118 @@
         <w:rPr>
           <w:lang w:val="en-US"/>
         </w:rPr>
-        <w:t xml:space="preserve"> Median : 93.40        Median : 85.10   Median : 90.6          Median :100.30  </w:t>
-      </w:r>
-    </w:p>
-    <w:p>
-      <w:pPr>
-        <w:rPr>
-          <w:lang w:val="en-US"/>
-        </w:rPr>
-      </w:pPr>
-      <w:r>
-        <w:rPr>
-          <w:lang w:val="en-US"/>
-        </w:rPr>
-        <w:t xml:space="preserve"> Mean   : 80.39        Mean   : 79.33   Mean   : 78.4          Mean   : 98.39  </w:t>
+        <w:t xml:space="preserve"> </w:t>
+      </w:r>
+      <w:proofErr w:type="gramStart"/>
+      <w:r>
+        <w:rPr>
+          <w:lang w:val="en-US"/>
+        </w:rPr>
+        <w:t>Median :</w:t>
+      </w:r>
+      <w:proofErr w:type="gramEnd"/>
+      <w:r>
+        <w:rPr>
+          <w:lang w:val="en-US"/>
+        </w:rPr>
+        <w:t xml:space="preserve"> 93.40        </w:t>
+      </w:r>
+      <w:proofErr w:type="gramStart"/>
+      <w:r>
+        <w:rPr>
+          <w:lang w:val="en-US"/>
+        </w:rPr>
+        <w:t>Median :</w:t>
+      </w:r>
+      <w:proofErr w:type="gramEnd"/>
+      <w:r>
+        <w:rPr>
+          <w:lang w:val="en-US"/>
+        </w:rPr>
+        <w:t xml:space="preserve"> 85.10   </w:t>
+      </w:r>
+      <w:proofErr w:type="gramStart"/>
+      <w:r>
+        <w:rPr>
+          <w:lang w:val="en-US"/>
+        </w:rPr>
+        <w:t>Median :</w:t>
+      </w:r>
+      <w:proofErr w:type="gramEnd"/>
+      <w:r>
+        <w:rPr>
+          <w:lang w:val="en-US"/>
+        </w:rPr>
+        <w:t xml:space="preserve"> 90.6          Median :100.30  </w:t>
+      </w:r>
+    </w:p>
+    <w:p>
+      <w:pPr>
+        <w:rPr>
+          <w:lang w:val="en-US"/>
+        </w:rPr>
+      </w:pPr>
+      <w:r>
+        <w:rPr>
+          <w:lang w:val="en-US"/>
+        </w:rPr>
+        <w:t xml:space="preserve"> Mean </w:t>
+      </w:r>
+      <w:proofErr w:type="gramStart"/>
+      <w:r>
+        <w:rPr>
+          <w:lang w:val="en-US"/>
+        </w:rPr>
+        <w:t xml:space="preserve">  :</w:t>
+      </w:r>
+      <w:proofErr w:type="gramEnd"/>
+      <w:r>
+        <w:rPr>
+          <w:lang w:val="en-US"/>
+        </w:rPr>
+        <w:t xml:space="preserve"> 80.39        Mean </w:t>
+      </w:r>
+      <w:proofErr w:type="gramStart"/>
+      <w:r>
+        <w:rPr>
+          <w:lang w:val="en-US"/>
+        </w:rPr>
+        <w:t xml:space="preserve">  :</w:t>
+      </w:r>
+      <w:proofErr w:type="gramEnd"/>
+      <w:r>
+        <w:rPr>
+          <w:lang w:val="en-US"/>
+        </w:rPr>
+        <w:t xml:space="preserve"> 79.33   Mean </w:t>
+      </w:r>
+      <w:proofErr w:type="gramStart"/>
+      <w:r>
+        <w:rPr>
+          <w:lang w:val="en-US"/>
+        </w:rPr>
+        <w:t xml:space="preserve">  :</w:t>
+      </w:r>
+      <w:proofErr w:type="gramEnd"/>
+      <w:r>
+        <w:rPr>
+          <w:lang w:val="en-US"/>
+        </w:rPr>
+        <w:t xml:space="preserve"> 78.4          Mean </w:t>
+      </w:r>
+      <w:proofErr w:type="gramStart"/>
+      <w:r>
+        <w:rPr>
+          <w:lang w:val="en-US"/>
+        </w:rPr>
+        <w:t xml:space="preserve">  :</w:t>
+      </w:r>
+      <w:proofErr w:type="gramEnd"/>
+      <w:r>
+        <w:rPr>
+          <w:lang w:val="en-US"/>
+        </w:rPr>
+        <w:t xml:space="preserve"> 98.39  </w:t>
       </w:r>
     </w:p>
     <w:p>
@@ -3401,7 +6242,63 @@
         <w:rPr>
           <w:lang w:val="en-US"/>
         </w:rPr>
-        <w:t xml:space="preserve"> Min.   : 23.9    Min.   : 20.20   Min.   : 11.70      Min.   : 35.80  </w:t>
+        <w:t xml:space="preserve"> Min. </w:t>
+      </w:r>
+      <w:proofErr w:type="gramStart"/>
+      <w:r>
+        <w:rPr>
+          <w:lang w:val="en-US"/>
+        </w:rPr>
+        <w:t xml:space="preserve">  :</w:t>
+      </w:r>
+      <w:proofErr w:type="gramEnd"/>
+      <w:r>
+        <w:rPr>
+          <w:lang w:val="en-US"/>
+        </w:rPr>
+        <w:t xml:space="preserve"> 23.9    Min. </w:t>
+      </w:r>
+      <w:proofErr w:type="gramStart"/>
+      <w:r>
+        <w:rPr>
+          <w:lang w:val="en-US"/>
+        </w:rPr>
+        <w:t xml:space="preserve">  :</w:t>
+      </w:r>
+      <w:proofErr w:type="gramEnd"/>
+      <w:r>
+        <w:rPr>
+          <w:lang w:val="en-US"/>
+        </w:rPr>
+        <w:t xml:space="preserve"> 20.20   Min. </w:t>
+      </w:r>
+      <w:proofErr w:type="gramStart"/>
+      <w:r>
+        <w:rPr>
+          <w:lang w:val="en-US"/>
+        </w:rPr>
+        <w:t xml:space="preserve">  :</w:t>
+      </w:r>
+      <w:proofErr w:type="gramEnd"/>
+      <w:r>
+        <w:rPr>
+          <w:lang w:val="en-US"/>
+        </w:rPr>
+        <w:t xml:space="preserve"> 11.70      Min. </w:t>
+      </w:r>
+      <w:proofErr w:type="gramStart"/>
+      <w:r>
+        <w:rPr>
+          <w:lang w:val="en-US"/>
+        </w:rPr>
+        <w:t xml:space="preserve">  :</w:t>
+      </w:r>
+      <w:proofErr w:type="gramEnd"/>
+      <w:r>
+        <w:rPr>
+          <w:lang w:val="en-US"/>
+        </w:rPr>
+        <w:t xml:space="preserve"> 35.80  </w:t>
       </w:r>
     </w:p>
     <w:p>
@@ -3427,20 +6324,132 @@
         <w:rPr>
           <w:lang w:val="en-US"/>
         </w:rPr>
-        <w:t xml:space="preserve"> Median : 69.5    Median : 45.90   Median : 87.80      Median : 85.50  </w:t>
-      </w:r>
-    </w:p>
-    <w:p>
-      <w:pPr>
-        <w:rPr>
-          <w:lang w:val="en-US"/>
-        </w:rPr>
-      </w:pPr>
-      <w:r>
-        <w:rPr>
-          <w:lang w:val="en-US"/>
-        </w:rPr>
-        <w:t xml:space="preserve"> Mean   : 69.1    Mean   : 53.89   Mean   : 74.38      Mean   : 84.74  </w:t>
+        <w:t xml:space="preserve"> </w:t>
+      </w:r>
+      <w:proofErr w:type="gramStart"/>
+      <w:r>
+        <w:rPr>
+          <w:lang w:val="en-US"/>
+        </w:rPr>
+        <w:t>Median :</w:t>
+      </w:r>
+      <w:proofErr w:type="gramEnd"/>
+      <w:r>
+        <w:rPr>
+          <w:lang w:val="en-US"/>
+        </w:rPr>
+        <w:t xml:space="preserve"> 69.5    </w:t>
+      </w:r>
+      <w:proofErr w:type="gramStart"/>
+      <w:r>
+        <w:rPr>
+          <w:lang w:val="en-US"/>
+        </w:rPr>
+        <w:t>Median :</w:t>
+      </w:r>
+      <w:proofErr w:type="gramEnd"/>
+      <w:r>
+        <w:rPr>
+          <w:lang w:val="en-US"/>
+        </w:rPr>
+        <w:t xml:space="preserve"> 45.90   </w:t>
+      </w:r>
+      <w:proofErr w:type="gramStart"/>
+      <w:r>
+        <w:rPr>
+          <w:lang w:val="en-US"/>
+        </w:rPr>
+        <w:t>Median :</w:t>
+      </w:r>
+      <w:proofErr w:type="gramEnd"/>
+      <w:r>
+        <w:rPr>
+          <w:lang w:val="en-US"/>
+        </w:rPr>
+        <w:t xml:space="preserve"> 87.80      </w:t>
+      </w:r>
+      <w:proofErr w:type="gramStart"/>
+      <w:r>
+        <w:rPr>
+          <w:lang w:val="en-US"/>
+        </w:rPr>
+        <w:t>Median :</w:t>
+      </w:r>
+      <w:proofErr w:type="gramEnd"/>
+      <w:r>
+        <w:rPr>
+          <w:lang w:val="en-US"/>
+        </w:rPr>
+        <w:t xml:space="preserve"> 85.50  </w:t>
+      </w:r>
+    </w:p>
+    <w:p>
+      <w:pPr>
+        <w:rPr>
+          <w:lang w:val="en-US"/>
+        </w:rPr>
+      </w:pPr>
+      <w:r>
+        <w:rPr>
+          <w:lang w:val="en-US"/>
+        </w:rPr>
+        <w:t xml:space="preserve"> Mean </w:t>
+      </w:r>
+      <w:proofErr w:type="gramStart"/>
+      <w:r>
+        <w:rPr>
+          <w:lang w:val="en-US"/>
+        </w:rPr>
+        <w:t xml:space="preserve">  :</w:t>
+      </w:r>
+      <w:proofErr w:type="gramEnd"/>
+      <w:r>
+        <w:rPr>
+          <w:lang w:val="en-US"/>
+        </w:rPr>
+        <w:t xml:space="preserve"> 69.1    Mean </w:t>
+      </w:r>
+      <w:proofErr w:type="gramStart"/>
+      <w:r>
+        <w:rPr>
+          <w:lang w:val="en-US"/>
+        </w:rPr>
+        <w:t xml:space="preserve">  :</w:t>
+      </w:r>
+      <w:proofErr w:type="gramEnd"/>
+      <w:r>
+        <w:rPr>
+          <w:lang w:val="en-US"/>
+        </w:rPr>
+        <w:t xml:space="preserve"> 53.89   Mean </w:t>
+      </w:r>
+      <w:proofErr w:type="gramStart"/>
+      <w:r>
+        <w:rPr>
+          <w:lang w:val="en-US"/>
+        </w:rPr>
+        <w:t xml:space="preserve">  :</w:t>
+      </w:r>
+      <w:proofErr w:type="gramEnd"/>
+      <w:r>
+        <w:rPr>
+          <w:lang w:val="en-US"/>
+        </w:rPr>
+        <w:t xml:space="preserve"> 74.38      Mean </w:t>
+      </w:r>
+      <w:proofErr w:type="gramStart"/>
+      <w:r>
+        <w:rPr>
+          <w:lang w:val="en-US"/>
+        </w:rPr>
+        <w:t xml:space="preserve">  :</w:t>
+      </w:r>
+      <w:proofErr w:type="gramEnd"/>
+      <w:r>
+        <w:rPr>
+          <w:lang w:val="en-US"/>
+        </w:rPr>
+        <w:t xml:space="preserve"> 84.74  </w:t>
       </w:r>
     </w:p>
     <w:p>
@@ -3505,7 +6514,35 @@
         <w:rPr>
           <w:lang w:val="en-US"/>
         </w:rPr>
-        <w:t xml:space="preserve"> Min.   : 34.00         Min.   : 84.3                    </w:t>
+        <w:t xml:space="preserve"> Min. </w:t>
+      </w:r>
+      <w:proofErr w:type="gramStart"/>
+      <w:r>
+        <w:rPr>
+          <w:lang w:val="en-US"/>
+        </w:rPr>
+        <w:t xml:space="preserve">  :</w:t>
+      </w:r>
+      <w:proofErr w:type="gramEnd"/>
+      <w:r>
+        <w:rPr>
+          <w:lang w:val="en-US"/>
+        </w:rPr>
+        <w:t xml:space="preserve"> 34.00         Min. </w:t>
+      </w:r>
+      <w:proofErr w:type="gramStart"/>
+      <w:r>
+        <w:rPr>
+          <w:lang w:val="en-US"/>
+        </w:rPr>
+        <w:t xml:space="preserve">  :</w:t>
+      </w:r>
+      <w:proofErr w:type="gramEnd"/>
+      <w:r>
+        <w:rPr>
+          <w:lang w:val="en-US"/>
+        </w:rPr>
+        <w:t xml:space="preserve"> 84.3                    </w:t>
       </w:r>
     </w:p>
     <w:p>
@@ -3531,20 +6568,48 @@
         <w:rPr>
           <w:lang w:val="en-US"/>
         </w:rPr>
-        <w:t xml:space="preserve"> Median : 99.65         Median :101.7                    </w:t>
-      </w:r>
-    </w:p>
-    <w:p>
-      <w:pPr>
-        <w:rPr>
-          <w:lang w:val="en-US"/>
-        </w:rPr>
-      </w:pPr>
-      <w:r>
-        <w:rPr>
-          <w:lang w:val="en-US"/>
-        </w:rPr>
-        <w:t xml:space="preserve"> Mean   : 87.97         Mean   :102.6                    </w:t>
+        <w:t xml:space="preserve"> </w:t>
+      </w:r>
+      <w:proofErr w:type="gramStart"/>
+      <w:r>
+        <w:rPr>
+          <w:lang w:val="en-US"/>
+        </w:rPr>
+        <w:t>Median :</w:t>
+      </w:r>
+      <w:proofErr w:type="gramEnd"/>
+      <w:r>
+        <w:rPr>
+          <w:lang w:val="en-US"/>
+        </w:rPr>
+        <w:t xml:space="preserve"> 99.65         Median :101.7                    </w:t>
+      </w:r>
+    </w:p>
+    <w:p>
+      <w:pPr>
+        <w:rPr>
+          <w:lang w:val="en-US"/>
+        </w:rPr>
+      </w:pPr>
+      <w:r>
+        <w:rPr>
+          <w:lang w:val="en-US"/>
+        </w:rPr>
+        <w:t xml:space="preserve"> Mean </w:t>
+      </w:r>
+      <w:proofErr w:type="gramStart"/>
+      <w:r>
+        <w:rPr>
+          <w:lang w:val="en-US"/>
+        </w:rPr>
+        <w:t xml:space="preserve">  :</w:t>
+      </w:r>
+      <w:proofErr w:type="gramEnd"/>
+      <w:r>
+        <w:rPr>
+          <w:lang w:val="en-US"/>
+        </w:rPr>
+        <w:t xml:space="preserve"> 87.97         Mean   :102.6                    </w:t>
       </w:r>
     </w:p>
     <w:p>
@@ -3609,7 +6674,21 @@
         <w:rPr>
           <w:lang w:val="en-US"/>
         </w:rPr>
-        <w:t xml:space="preserve"> Min.   : 71.6                           </w:t>
+        <w:t xml:space="preserve"> Min. </w:t>
+      </w:r>
+      <w:proofErr w:type="gramStart"/>
+      <w:r>
+        <w:rPr>
+          <w:lang w:val="en-US"/>
+        </w:rPr>
+        <w:t xml:space="preserve">  :</w:t>
+      </w:r>
+      <w:proofErr w:type="gramEnd"/>
+      <w:r>
+        <w:rPr>
+          <w:lang w:val="en-US"/>
+        </w:rPr>
+        <w:t xml:space="preserve"> 71.6                           </w:t>
       </w:r>
     </w:p>
     <w:p>
@@ -3669,7 +6748,15 @@
     </w:p>
     <w:p>
       <w:r>
-        <w:t xml:space="preserve"> NA's   :35 </w:t>
+        <w:t xml:space="preserve"> </w:t>
+      </w:r>
+      <w:proofErr w:type="spellStart"/>
+      <w:r>
+        <w:t>NA's</w:t>
+      </w:r>
+      <w:proofErr w:type="spellEnd"/>
+      <w:r>
+        <w:t xml:space="preserve">   :35 </w:t>
       </w:r>
     </w:p>
     <w:p/>
@@ -3718,23 +6805,7 @@
       </w:r>
     </w:p>
   </w:comment>
-  <w:comment w:id="2" w:author="GERMAN ADJEMIAN" w:date="2025-07-19T04:30:00Z" w:initials="GA">
-    <w:p>
-      <w:pPr>
-        <w:pStyle w:val="CommentText"/>
-      </w:pPr>
-      <w:r>
-        <w:rPr>
-          <w:rStyle w:val="CommentReference"/>
-        </w:rPr>
-        <w:annotationRef/>
-      </w:r>
-      <w:r>
-        <w:t>Probando cosas, ni idea como plantear el desarrollo en base al script, tendríamos que poner las lineas y que hace que? Describir los datos que sacamos del script pero sin poner de donde salen? Que tanto habría que resumir de los datos manejados?</w:t>
-      </w:r>
-    </w:p>
-  </w:comment>
-  <w:comment w:id="3" w:author="GERMAN ADJEMIAN" w:date="2025-07-19T04:31:00Z" w:initials="GA">
+  <w:comment w:id="2" w:author="GERMAN ADJEMIAN" w:date="2025-07-19T04:31:00Z" w:initials="GA">
     <w:p>
       <w:pPr>
         <w:pStyle w:val="CommentText"/>
@@ -3757,7 +6828,6 @@
 <w15:commentsEx xmlns:wpc="http://schemas.microsoft.com/office/word/2010/wordprocessingCanvas" xmlns:cx="http://schemas.microsoft.com/office/drawing/2014/chartex" xmlns:cx1="http://schemas.microsoft.com/office/drawing/2015/9/8/chartex" xmlns:cx2="http://schemas.microsoft.com/office/drawing/2015/10/21/chartex" xmlns:cx3="http://schemas.microsoft.com/office/drawing/2016/5/9/chartex" xmlns:cx4="http://schemas.microsoft.com/office/drawing/2016/5/10/chartex" xmlns:cx5="http://schemas.microsoft.com/office/drawing/2016/5/11/chartex" xmlns:cx6="http://schemas.microsoft.com/office/drawing/2016/5/12/chartex" xmlns:cx7="http://schemas.microsoft.com/office/drawing/2016/5/13/chartex" xmlns:cx8="http://schemas.microsoft.com/office/drawing/2016/5/14/chartex" xmlns:mc="http://schemas.openxmlformats.org/markup-compatibility/2006" xmlns:aink="http://schemas.microsoft.com/office/drawing/2016/ink" xmlns:am3d="http://schemas.microsoft.com/office/drawing/2017/model3d" xmlns:o="urn:schemas-microsoft-com:office:office" xmlns:oel="http://schemas.microsoft.com/office/2019/extlst" xmlns:r="http://schemas.openxmlformats.org/officeDocument/2006/relationships" xmlns:m="http://schemas.openxmlformats.org/officeDocument/2006/math" xmlns:v="urn:schemas-microsoft-com:vml" xmlns:wp14="http://schemas.microsoft.com/office/word/2010/wordprocessingDrawing" xmlns:wp="http://schemas.openxmlformats.org/drawingml/2006/wordprocessingDrawing" xmlns:w10="urn:schemas-microsoft-com:office:word" xmlns:w="http://schemas.openxmlformats.org/wordprocessingml/2006/main" xmlns:w14="http://schemas.microsoft.com/office/word/2010/wordml" xmlns:w15="http://schemas.microsoft.com/office/word/2012/wordml" xmlns:w16cex="http://schemas.microsoft.com/office/word/2018/wordml/cex" xmlns:w16cid="http://schemas.microsoft.com/office/word/2016/wordml/cid" xmlns:w16="http://schemas.microsoft.com/office/word/2018/wordml" xmlns:w16du="http://schemas.microsoft.com/office/word/2023/wordml/word16du" xmlns:w16sdtdh="http://schemas.microsoft.com/office/word/2020/wordml/sdtdatahash" xmlns:w16sdtfl="http://schemas.microsoft.com/office/word/2024/wordml/sdtformatlock" xmlns:w16se="http://schemas.microsoft.com/office/word/2015/wordml/symex" xmlns:wpg="http://schemas.microsoft.com/office/word/2010/wordprocessingGroup" xmlns:wpi="http://schemas.microsoft.com/office/word/2010/wordprocessingInk" xmlns:wne="http://schemas.microsoft.com/office/word/2006/wordml" xmlns:wps="http://schemas.microsoft.com/office/word/2010/wordprocessingShape" mc:Ignorable="w14 w15 w16se w16cid w16 w16cex w16sdtdh w16sdtfl w16du wp14">
   <w15:commentEx w15:paraId="6C473188" w15:done="0"/>
   <w15:commentEx w15:paraId="23E773D5" w15:done="0"/>
-  <w15:commentEx w15:paraId="5E418896" w15:done="0"/>
   <w15:commentEx w15:paraId="59FEAEAD" w15:done="0"/>
 </w15:commentsEx>
 </file>
@@ -3766,7 +6836,6 @@
 <w16cex:commentsExtensible xmlns:wpc="http://schemas.microsoft.com/office/word/2010/wordprocessingCanvas" xmlns:cx="http://schemas.microsoft.com/office/drawing/2014/chartex" xmlns:cx1="http://schemas.microsoft.com/office/drawing/2015/9/8/chartex" xmlns:cx2="http://schemas.microsoft.com/office/drawing/2015/10/21/chartex" xmlns:cx3="http://schemas.microsoft.com/office/drawing/2016/5/9/chartex" xmlns:cx4="http://schemas.microsoft.com/office/drawing/2016/5/10/chartex" xmlns:cx5="http://schemas.microsoft.com/office/drawing/2016/5/11/chartex" xmlns:cx6="http://schemas.microsoft.com/office/drawing/2016/5/12/chartex" xmlns:cx7="http://schemas.microsoft.com/office/drawing/2016/5/13/chartex" xmlns:cx8="http://schemas.microsoft.com/office/drawing/2016/5/14/chartex" xmlns:cr="http://schemas.microsoft.com/office/comments/2020/reactions" xmlns:mc="http://schemas.openxmlformats.org/markup-compatibility/2006" xmlns:aink="http://schemas.microsoft.com/office/drawing/2016/ink" xmlns:am3d="http://schemas.microsoft.com/office/drawing/2017/model3d" xmlns:o="urn:schemas-microsoft-com:office:office" xmlns:oel="http://schemas.microsoft.com/office/2019/extlst" xmlns:r="http://schemas.openxmlformats.org/officeDocument/2006/relationships" xmlns:m="http://schemas.openxmlformats.org/officeDocument/2006/math" xmlns:v="urn:schemas-microsoft-com:vml" xmlns:wp14="http://schemas.microsoft.com/office/word/2010/wordprocessingDrawing" xmlns:wp="http://schemas.openxmlformats.org/drawingml/2006/wordprocessingDrawing" xmlns:w10="urn:schemas-microsoft-com:office:word" xmlns:w="http://schemas.openxmlformats.org/wordprocessingml/2006/main" xmlns:w14="http://schemas.microsoft.com/office/word/2010/wordml" xmlns:w15="http://schemas.microsoft.com/office/word/2012/wordml" xmlns:w16cex="http://schemas.microsoft.com/office/word/2018/wordml/cex" xmlns:w16cid="http://schemas.microsoft.com/office/word/2016/wordml/cid" xmlns:w16="http://schemas.microsoft.com/office/word/2018/wordml" xmlns:w16du="http://schemas.microsoft.com/office/word/2023/wordml/word16du" xmlns:w16sdtdh="http://schemas.microsoft.com/office/word/2020/wordml/sdtdatahash" xmlns:w16sdtfl="http://schemas.microsoft.com/office/word/2024/wordml/sdtformatlock" xmlns:w16se="http://schemas.microsoft.com/office/word/2015/wordml/symex" xmlns:wpg="http://schemas.microsoft.com/office/word/2010/wordprocessingGroup" xmlns:wpi="http://schemas.microsoft.com/office/word/2010/wordprocessingInk" xmlns:wne="http://schemas.microsoft.com/office/word/2006/wordml" xmlns:wps="http://schemas.microsoft.com/office/word/2010/wordprocessingShape" mc:Ignorable="w14 w15 w16se w16cid w16 w16cex w16sdtdh w16sdtfl cr w16du wp14">
   <w16cex:commentExtensible w16cex:durableId="146FD625" w16cex:dateUtc="2025-07-19T06:20:00Z"/>
   <w16cex:commentExtensible w16cex:durableId="36CF22BA" w16cex:dateUtc="2025-07-19T06:45:00Z"/>
-  <w16cex:commentExtensible w16cex:durableId="55873CA2" w16cex:dateUtc="2025-07-19T07:30:00Z"/>
   <w16cex:commentExtensible w16cex:durableId="6617AFD9" w16cex:dateUtc="2025-07-19T07:31:00Z"/>
 </w16cex:commentsExtensible>
 </file>
@@ -3775,7 +6844,6 @@
 <w16cid:commentsIds xmlns:wpc="http://schemas.microsoft.com/office/word/2010/wordprocessingCanvas" xmlns:cx="http://schemas.microsoft.com/office/drawing/2014/chartex" xmlns:cx1="http://schemas.microsoft.com/office/drawing/2015/9/8/chartex" xmlns:cx2="http://schemas.microsoft.com/office/drawing/2015/10/21/chartex" xmlns:cx3="http://schemas.microsoft.com/office/drawing/2016/5/9/chartex" xmlns:cx4="http://schemas.microsoft.com/office/drawing/2016/5/10/chartex" xmlns:cx5="http://schemas.microsoft.com/office/drawing/2016/5/11/chartex" xmlns:cx6="http://schemas.microsoft.com/office/drawing/2016/5/12/chartex" xmlns:cx7="http://schemas.microsoft.com/office/drawing/2016/5/13/chartex" xmlns:cx8="http://schemas.microsoft.com/office/drawing/2016/5/14/chartex" xmlns:mc="http://schemas.openxmlformats.org/markup-compatibility/2006" xmlns:aink="http://schemas.microsoft.com/office/drawing/2016/ink" xmlns:am3d="http://schemas.microsoft.com/office/drawing/2017/model3d" xmlns:o="urn:schemas-microsoft-com:office:office" xmlns:oel="http://schemas.microsoft.com/office/2019/extlst" xmlns:r="http://schemas.openxmlformats.org/officeDocument/2006/relationships" xmlns:m="http://schemas.openxmlformats.org/officeDocument/2006/math" xmlns:v="urn:schemas-microsoft-com:vml" xmlns:wp14="http://schemas.microsoft.com/office/word/2010/wordprocessingDrawing" xmlns:wp="http://schemas.openxmlformats.org/drawingml/2006/wordprocessingDrawing" xmlns:w10="urn:schemas-microsoft-com:office:word" xmlns:w="http://schemas.openxmlformats.org/wordprocessingml/2006/main" xmlns:w14="http://schemas.microsoft.com/office/word/2010/wordml" xmlns:w15="http://schemas.microsoft.com/office/word/2012/wordml" xmlns:w16cex="http://schemas.microsoft.com/office/word/2018/wordml/cex" xmlns:w16cid="http://schemas.microsoft.com/office/word/2016/wordml/cid" xmlns:w16="http://schemas.microsoft.com/office/word/2018/wordml" xmlns:w16du="http://schemas.microsoft.com/office/word/2023/wordml/word16du" xmlns:w16sdtdh="http://schemas.microsoft.com/office/word/2020/wordml/sdtdatahash" xmlns:w16sdtfl="http://schemas.microsoft.com/office/word/2024/wordml/sdtformatlock" xmlns:w16se="http://schemas.microsoft.com/office/word/2015/wordml/symex" xmlns:wpg="http://schemas.microsoft.com/office/word/2010/wordprocessingGroup" xmlns:wpi="http://schemas.microsoft.com/office/word/2010/wordprocessingInk" xmlns:wne="http://schemas.microsoft.com/office/word/2006/wordml" xmlns:wps="http://schemas.microsoft.com/office/word/2010/wordprocessingShape" mc:Ignorable="w14 w15 w16se w16cid w16 w16cex w16sdtdh w16sdtfl w16du wp14">
   <w16cid:commentId w16cid:paraId="6C473188" w16cid:durableId="146FD625"/>
   <w16cid:commentId w16cid:paraId="23E773D5" w16cid:durableId="36CF22BA"/>
-  <w16cid:commentId w16cid:paraId="5E418896" w16cid:durableId="55873CA2"/>
   <w16cid:commentId w16cid:paraId="59FEAEAD" w16cid:durableId="6617AFD9"/>
 </w16cid:commentsIds>
 </file>
@@ -3845,8 +6913,21 @@
       <w:pStyle w:val="Header"/>
     </w:pPr>
     <w:r>
-      <w:t>Equipo: Germán Adjemian y Milagros Kucharski</w:t>
+      <w:t xml:space="preserve">Equipo: Germán </w:t>
     </w:r>
+    <w:proofErr w:type="spellStart"/>
+    <w:r>
+      <w:t>Adjemian</w:t>
+    </w:r>
+    <w:proofErr w:type="spellEnd"/>
+    <w:r>
+      <w:t xml:space="preserve"> y Milagros </w:t>
+    </w:r>
+    <w:proofErr w:type="spellStart"/>
+    <w:r>
+      <w:t>Kucharski</w:t>
+    </w:r>
+    <w:proofErr w:type="spellEnd"/>
   </w:p>
   <w:p>
     <w:pPr>
